--- a/NODE_MySQL_Version/NexaCrest_Node_Deployment_Guide.docx
+++ b/NODE_MySQL_Version/NexaCrest_Node_Deployment_Guide.docx
@@ -1797,7 +1797,7 @@
       </w:r>
       <w:r>
         <w:rPr/>
-        <w:t xml:space="preserve"> with the seeded Admin account:</w:t>
+        <w:t xml:space="preserve"> with a seeded account (both Super Admin, both same password):</w:t>
       </w:r>
     </w:p>
     <w:p>
@@ -1818,7 +1818,7 @@
           <w:sz w:val="18"/>
           <w:szCs w:val="18"/>
         </w:rPr>
-        <w:t xml:space="preserve">admin@nexacrest.placeholder</w:t>
+        <w:t xml:space="preserve">gulmohar.sontakke@nexacrestinternational.com</w:t>
       </w:r>
     </w:p>
     <w:p>
@@ -1831,6 +1831,27 @@
       </w:pPr>
       <w:r>
         <w:rPr/>
+        <w:t xml:space="preserve">Email: </w:t>
+      </w:r>
+      <w:r>
+        <w:rPr>
+          <w:rFonts w:ascii="Consolas" w:hAnsi="Consolas" w:eastAsia="Consolas" w:cs="Consolas"/>
+          <w:sz w:val="18"/>
+          <w:szCs w:val="18"/>
+        </w:rPr>
+        <w:t xml:space="preserve">arti.sontakke@nexacrestinternational.com</w:t>
+      </w:r>
+    </w:p>
+    <w:p>
+      <w:pPr>
+        <w:spacing w:after="60"/>
+        <w:numPr>
+          <w:ilvl w:val="1"/>
+          <w:numId w:val="6"/>
+        </w:numPr>
+      </w:pPr>
+      <w:r>
+        <w:rPr/>
         <w:t xml:space="preserve">Password: </w:t>
       </w:r>
       <w:r>
@@ -1872,7 +1893,7 @@
       </w:r>
       <w:r>
         <w:rPr/>
-        <w:t xml:space="preserve"> is set on the seeded row).</w:t>
+        <w:t xml:space="preserve"> is set on both seeded rows).</w:t>
       </w:r>
     </w:p>
     <w:p>
@@ -5396,10 +5417,6 @@
     </w:sectPr>
   </w:body>
 </w:document>
-</file>
-
-<file path=word/comments.xml><?xml version="1.0" encoding="utf-8"?>
-<w:comments xmlns:ve="http://schemas.openxmlformats.org/markup-compatibility/2006" xmlns:o="urn:schemas-microsoft-com:office:office" xmlns:r="http://schemas.openxmlformats.org/officeDocument/2006/relationships" xmlns:m="http://schemas.openxmlformats.org/officeDocument/2006/math" xmlns:v="urn:schemas-microsoft-com:vml" xmlns:wp="http://schemas.openxmlformats.org/drawingml/2006/wordprocessingDrawing" xmlns:w10="urn:schemas-microsoft-com:office:word" xmlns:w="http://schemas.openxmlformats.org/wordprocessingml/2006/main" xmlns:wne="http://schemas.microsoft.com/office/word/2006/wordml"/>
 </file>
 
 <file path=word/numbering.xml><?xml version="1.0" encoding="utf-8"?>

--- a/NODE_MySQL_Version/NexaCrest_Node_Deployment_Guide.docx
+++ b/NODE_MySQL_Version/NexaCrest_Node_Deployment_Guide.docx
@@ -889,19 +889,19 @@
       </w:pPr>
       <w:r>
         <w:rPr/>
-        <w:t xml:space="preserve">This creates all 52 tables and seeds: the roles/permissions matrix, one Admin login, company settings (with </w:t>
-      </w:r>
-      <w:r>
-        <w:rPr>
-          <w:rFonts w:ascii="Consolas" w:hAnsi="Consolas" w:eastAsia="Consolas" w:cs="Consolas"/>
-          <w:sz w:val="18"/>
-          <w:szCs w:val="18"/>
-        </w:rPr>
-        <w:t xml:space="preserve">PLACEHOLDER</w:t>
-      </w:r>
-      <w:r>
-        <w:rPr/>
-        <w:t xml:space="preserve"> values you must replace — see below), lookup tables (incoterms, currencies, ports, T&amp;C clauses, payment presets), and 5 placeholder brand assets (logo, signature, seal, watermark, email header).</w:t>
+        <w:t xml:space="preserve">This creates all 112 tables (as of 28 October 2026; 52 at the time of this delivery) and seeds: the roles/permissions matrix, one Admin login, company settings (with PLACEHOLDER values you must replace — see below), lookup tables (incoterms, currencies, ports, T&amp;amp;C clauses, payment presets), and 5 placeholder brand assets (logo, signature, seal, watermark, email header).</w:t>
+      </w:r>
+      <w:r>
+        <w:rPr>
+          <w:rFonts w:ascii="Consolas" w:hAnsi="Consolas" w:eastAsia="Consolas" w:cs="Consolas"/>
+          <w:sz w:val="18"/>
+          <w:szCs w:val="18"/>
+        </w:rPr>
+        <w:t xml:space="preserve"/>
+      </w:r>
+      <w:r>
+        <w:rPr/>
+        <w:t xml:space="preserve"/>
       </w:r>
     </w:p>
     <w:p>
@@ -909,6 +909,27 @@
         <w:spacing w:after="160"/>
       </w:pPr>
       <w:r>
+        <w:rPr/>
+        <w:t xml:space="preserve">Upgrading an existing installation (added 28 October 2026): an existing database is never re-created from schema.sql. Back it up, then run the files in the repository's docs/migrations/ folder that it has not had yet, in filename order, then deploy the new code. docs/migrations/README.md lists the run order for each release (as of 28 Oct 2026: 2026-10-27f, 27g, 28a, 28c, 28d, 28e) and the read-only checks in docs/checks/. Every migration is MySQL 8 safe and the recent ones are safe to run twice.</w:t>
+      </w:r>
+      <w:r>
+        <w:rPr>
+          <w:rFonts w:ascii="Consolas" w:hAnsi="Consolas" w:eastAsia="Consolas" w:cs="Consolas"/>
+          <w:sz w:val="18"/>
+          <w:szCs w:val="18"/>
+        </w:rPr>
+        <w:t xml:space="preserve"/>
+      </w:r>
+      <w:r>
+        <w:rPr/>
+        <w:t xml:space="preserve"/>
+      </w:r>
+    </w:p>
+    <w:p>
+      <w:pPr>
+        <w:spacing w:after="160"/>
+      </w:pPr>
+      <w:r>
         <w:rPr>
           <w:b w:val="1"/>
           <w:bCs w:val="1"/>
@@ -1002,6 +1023,16 @@
           <w:szCs w:val="18"/>
         </w:rPr>
         <w:t xml:space="preserve">   UPDATE user_signature_assets SET server_path = REPLACE(server_path, '__STORAGE_BASE_PATH__', '/opt/nexacrest_node/storage');</w:t>
+      </w:r>
+      <w:r>
+        <w:rPr>
+          <w:rFonts w:ascii="Consolas" w:hAnsi="Consolas" w:eastAsia="Consolas" w:cs="Consolas"/>
+          <w:color w:val="1E3A5F"/>
+          <w:sz w:val="18"/>
+          <w:szCs w:val="18"/>
+        </w:rPr>
+        <w:br/>
+        <w:t xml:space="preserve">UPDATE reference_library_documents SET file_path = REPLACE(file_path, '__STORAGE_BASE_PATH__', '/opt/nexacrest_node/storage');</w:t>
       </w:r>
     </w:p>
     <w:p>
@@ -5356,6 +5387,27 @@
       <w:r>
         <w:rPr/>
         <w:t xml:space="preserve"> (Admin, Managing Director, Export Executive, Accounts Executive, Logistics Executive, Viewer/Auditor) are a first-cut working default, not a verbatim transcription of a role-by-role table from the spec — same note the PHP delivery made, since it's the same seed data. Review the matrix against your real org chart before going live; it's all DB rows, no code changes needed either way.</w:t>
+      </w:r>
+    </w:p>
+    <w:p>
+      <w:pPr>
+        <w:spacing w:after="160"/>
+      </w:pPr>
+      <w:r>
+        <w:rPr/>
+        <w:t xml:space="preserve">Current matrix (28 October 2026): 8 roles — Admin, Managing Director, Executive Director, Export Executive, Accounts Executive, Logistics Executive, Viewer / Auditor and CA / Chartered Accountant — and 60 permissions. Admin, MD and ED hold every permission; the other roles' lists are in docs/QA/TEST_PLAN.md §2. Added since this guide was written: view_cafin (see and download the internal CA Financial Annexure: Admin, MD, ED, Accounts Executive, CA), approve_payment_terms (Admin, MD, ED), and view_orders for the CA (read-only).</w:t>
+      </w:r>
+      <w:r>
+        <w:rPr>
+          <w:rFonts w:ascii="Consolas" w:hAnsi="Consolas" w:eastAsia="Consolas" w:cs="Consolas"/>
+          <w:sz w:val="18"/>
+          <w:szCs w:val="18"/>
+        </w:rPr>
+        <w:t xml:space="preserve"/>
+      </w:r>
+      <w:r>
+        <w:rPr/>
+        <w:t xml:space="preserve"/>
       </w:r>
     </w:p>
     <w:p>

--- a/NODE_MySQL_Version/NexaCrest_Node_Deployment_Guide.docx
+++ b/NODE_MySQL_Version/NexaCrest_Node_Deployment_Guide.docx
@@ -328,7 +328,7 @@
           <w:sz w:val="18"/>
           <w:szCs w:val="18"/>
         </w:rPr>
-        <w:t xml:space="preserve">  schema.sql              the MySQL schema — 52 tables, 76 foreign keys</w:t>
+        <w:t xml:space="preserve">  schema.sql              the MySQL schema — 113 tables, 218 foreign keys (29 Oct 2026)</w:t>
       </w:r>
       <w:br/>
       <w:r>
@@ -554,11 +554,11 @@
           <w:b w:val="1"/>
           <w:bCs w:val="1"/>
         </w:rPr>
-        <w:t xml:space="preserve">Node.js 20 LTS</w:t>
-      </w:r>
-      <w:r>
-        <w:rPr/>
-        <w:t xml:space="preserve"> (or 18 LTS) — check with </w:t>
+        <w:t xml:space="preserve">Node.js 22 LTS, version 22.12 or newer</w:t>
+      </w:r>
+      <w:r>
+        <w:rPr/>
+        <w:t xml:space="preserve"> — check with </w:t>
       </w:r>
       <w:r>
         <w:rPr>
@@ -570,7 +570,43 @@
       </w:r>
       <w:r>
         <w:rPr/>
-        <w:t xml:space="preserve">. Anything older than 18 is not tested against.</w:t>
+        <w:t xml:space="preserve">. The bundled </w:t>
+      </w:r>
+      <w:r>
+        <w:rPr>
+          <w:rFonts w:ascii="Consolas" w:hAnsi="Consolas" w:eastAsia="Consolas" w:cs="Consolas"/>
+          <w:sz w:val="18"/>
+          <w:szCs w:val="18"/>
+        </w:rPr>
+        <w:t xml:space="preserve">puppeteer-core</w:t>
+      </w:r>
+      <w:r>
+        <w:rPr/>
+        <w:t xml:space="preserve"> 25 (PDF generation) needs Node 22.12+, and </w:t>
+      </w:r>
+      <w:r>
+        <w:rPr>
+          <w:rFonts w:ascii="Consolas" w:hAnsi="Consolas" w:eastAsia="Consolas" w:cs="Consolas"/>
+          <w:sz w:val="18"/>
+          <w:szCs w:val="18"/>
+        </w:rPr>
+        <w:t xml:space="preserve">nodemailer</w:t>
+      </w:r>
+      <w:r>
+        <w:rPr/>
+        <w:t xml:space="preserve"> 10 and </w:t>
+      </w:r>
+      <w:r>
+        <w:rPr>
+          <w:rFonts w:ascii="Consolas" w:hAnsi="Consolas" w:eastAsia="Consolas" w:cs="Consolas"/>
+          <w:sz w:val="18"/>
+          <w:szCs w:val="18"/>
+        </w:rPr>
+        <w:t xml:space="preserve">node-cron</w:t>
+      </w:r>
+      <w:r>
+        <w:rPr/>
+        <w:t xml:space="preserve"> 4 need Node 20+, so Node 18 and 20 are no longer enough (29 Oct 2026).</w:t>
       </w:r>
     </w:p>
     <w:p>
@@ -586,11 +622,23 @@
           <w:b w:val="1"/>
           <w:bCs w:val="1"/>
         </w:rPr>
-        <w:t xml:space="preserve">MySQL 8.0+ or MariaDB 10.6+</w:t>
-      </w:r>
-      <w:r>
-        <w:rPr/>
-        <w:t xml:space="preserve"> — same requirement as the PHP build.</w:t>
+        <w:t xml:space="preserve">MySQL 8.0+</w:t>
+      </w:r>
+      <w:r>
+        <w:rPr/>
+        <w:t xml:space="preserve"> on the live server — the host runs MySQL, and every migration is written for it (queries also pass </w:t>
+      </w:r>
+      <w:r>
+        <w:rPr>
+          <w:rFonts w:ascii="Consolas" w:hAnsi="Consolas" w:eastAsia="Consolas" w:cs="Consolas"/>
+          <w:sz w:val="18"/>
+          <w:szCs w:val="18"/>
+        </w:rPr>
+        <w:t xml:space="preserve">ONLY_FULL_GROUP_BY</w:t>
+      </w:r>
+      <w:r>
+        <w:rPr/>
+        <w:t xml:space="preserve">). MariaDB 10.6+ is fine for a development copy, but run the live database's migrations with the host's MySQL.</w:t>
       </w:r>
     </w:p>
     <w:p>
@@ -638,6 +686,51 @@
     </w:p>
     <w:p>
       <w:pPr>
+        <w:spacing w:after="160"/>
+      </w:pPr>
+      <w:r>
+        <w:rPr/>
+        <w:t xml:space="preserve">PDFs are rendered by that Chromium, launched headless (with </w:t>
+      </w:r>
+      <w:r>
+        <w:rPr>
+          <w:rFonts w:ascii="Consolas" w:hAnsi="Consolas" w:eastAsia="Consolas" w:cs="Consolas"/>
+          <w:sz w:val="18"/>
+          <w:szCs w:val="18"/>
+        </w:rPr>
+        <w:t xml:space="preserve">--no-sandbox --disable-dev-shm-usage</w:t>
+      </w:r>
+      <w:r>
+        <w:rPr/>
+        <w:t xml:space="preserve">) from the path in </w:t>
+      </w:r>
+      <w:r>
+        <w:rPr>
+          <w:rFonts w:ascii="Consolas" w:hAnsi="Consolas" w:eastAsia="Consolas" w:cs="Consolas"/>
+          <w:sz w:val="18"/>
+          <w:szCs w:val="18"/>
+        </w:rPr>
+        <w:t xml:space="preserve">PUPPETEER_EXECUTABLE_PATH</w:t>
+      </w:r>
+      <w:r>
+        <w:rPr/>
+        <w:t xml:space="preserve">. Keep it updated with the operating system's packages. If PDF generation fails, </w:t>
+      </w:r>
+      <w:r>
+        <w:rPr>
+          <w:rFonts w:ascii="Consolas" w:hAnsi="Consolas" w:eastAsia="Consolas" w:cs="Consolas"/>
+          <w:sz w:val="18"/>
+          <w:szCs w:val="18"/>
+        </w:rPr>
+        <w:t xml:space="preserve">pm2 logs nexacrest</w:t>
+      </w:r>
+      <w:r>
+        <w:rPr/>
+        <w:t xml:space="preserve"> shows the launch error; the usual causes are a wrong path or Chromium missing after an OS upgrade.</w:t>
+      </w:r>
+    </w:p>
+    <w:p>
+      <w:pPr>
         <w:spacing w:after="60"/>
         <w:numPr>
           <w:ilvl w:val="0"/>
@@ -703,7 +796,18 @@
           <w:b w:val="1"/>
           <w:bCs w:val="1"/>
         </w:rPr>
-        <w:t xml:space="preserve">Install Node.js 20 LTS.</w:t>
+        <w:t xml:space="preserve">Install Node.js 22 LTS</w:t>
+      </w:r>
+      <w:r>
+        <w:rPr/>
+        <w:t xml:space="preserve"> (22.12 or newer)</w:t>
+      </w:r>
+      <w:r>
+        <w:rPr>
+          <w:b w:val="1"/>
+          <w:bCs w:val="1"/>
+        </w:rPr>
+        <w:t xml:space="preserve">.</w:t>
       </w:r>
       <w:r>
         <w:rPr/>
@@ -721,7 +825,7 @@
           <w:sz w:val="18"/>
           <w:szCs w:val="18"/>
         </w:rPr>
-        <w:t xml:space="preserve">   curl -fsSL https://deb.nodesource.com/setup_20.x | sudo -E bash -</w:t>
+        <w:t xml:space="preserve">   curl -fsSL https://deb.nodesource.com/setup_22.x | sudo -E bash -</w:t>
       </w:r>
       <w:br/>
       <w:r>
@@ -748,11 +852,23 @@
           <w:sz w:val="18"/>
           <w:szCs w:val="18"/>
         </w:rPr>
-        <w:t xml:space="preserve">sudo dnf module install nodejs:20</w:t>
-      </w:r>
-      <w:r>
-        <w:rPr/>
-        <w:t xml:space="preserve">.</w:t>
+        <w:t xml:space="preserve">sudo dnf module install nodejs:22</w:t>
+      </w:r>
+      <w:r>
+        <w:rPr/>
+        <w:t xml:space="preserve">. Check with </w:t>
+      </w:r>
+      <w:r>
+        <w:rPr>
+          <w:rFonts w:ascii="Consolas" w:hAnsi="Consolas" w:eastAsia="Consolas" w:cs="Consolas"/>
+          <w:sz w:val="18"/>
+          <w:szCs w:val="18"/>
+        </w:rPr>
+        <w:t xml:space="preserve">node --version</w:t>
+      </w:r>
+      <w:r>
+        <w:rPr/>
+        <w:t xml:space="preserve"> (must print v22.12 or later).</w:t>
       </w:r>
     </w:p>
     <w:p>
@@ -768,7 +884,7 @@
           <w:b w:val="1"/>
           <w:bCs w:val="1"/>
         </w:rPr>
-        <w:t xml:space="preserve">Install MySQL/MariaDB</w:t>
+        <w:t xml:space="preserve">Install MySQL 8</w:t>
       </w:r>
       <w:r>
         <w:rPr/>
@@ -780,7 +896,7 @@
           <w:sz w:val="18"/>
           <w:szCs w:val="18"/>
         </w:rPr>
-        <w:t xml:space="preserve">sudo apt install mariadb-server</w:t>
+        <w:t xml:space="preserve">sudo apt install mysql-server</w:t>
       </w:r>
       <w:r>
         <w:rPr/>
@@ -792,11 +908,11 @@
           <w:sz w:val="18"/>
           <w:szCs w:val="18"/>
         </w:rPr>
-        <w:t xml:space="preserve">sudo dnf install mariadb-server</w:t>
-      </w:r>
-      <w:r>
-        <w:rPr/>
-        <w:t xml:space="preserve">), then create the database and app user:</w:t>
+        <w:t xml:space="preserve">sudo dnf install mysql-server</w:t>
+      </w:r>
+      <w:r>
+        <w:rPr/>
+        <w:t xml:space="preserve">; the live host runs MySQL, so use MySQL rather than MariaDB on any server that holds real data), then create the database and app user:</w:t>
       </w:r>
     </w:p>
     <w:p>
@@ -889,7 +1005,7 @@
       </w:pPr>
       <w:r>
         <w:rPr/>
-        <w:t xml:space="preserve">This creates all 112 tables (as of 28 October 2026; 52 at the time of this delivery) and seeds: the roles/permissions matrix, one Admin login, company settings (with PLACEHOLDER values you must replace — see below), lookup tables (incoterms, currencies, ports, T&amp;amp;C clauses, payment presets), and 5 placeholder brand assets (logo, signature, seal, watermark, email header).</w:t>
+        <w:t xml:space="preserve">This creates all 113 tables (as of 29 October 2026; 52 at the time of this delivery) and seeds: the roles/permissions matrix, one Admin login, company settings (with PLACEHOLDER values you must replace — see below), lookup tables (incoterms, currencies, ports, T&amp;C clauses, payment presets), and 5 placeholder brand assets (logo, signature, seal, watermark, email header).</w:t>
       </w:r>
       <w:r>
         <w:rPr>
@@ -909,20 +1025,221 @@
         <w:spacing w:after="160"/>
       </w:pPr>
       <w:r>
-        <w:rPr/>
-        <w:t xml:space="preserve">Upgrading an existing installation (added 28 October 2026): an existing database is never re-created from schema.sql. Back it up, then run the files in the repository's docs/migrations/ folder that it has not had yet, in filename order, then deploy the new code. docs/migrations/README.md lists the run order for each release (as of 28 Oct 2026: 2026-10-27f, 27g, 28a, 28c, 28d, 28e) and the read-only checks in docs/checks/. Every migration is MySQL 8 safe and the recent ones are safe to run twice.</w:t>
-      </w:r>
-      <w:r>
-        <w:rPr>
-          <w:rFonts w:ascii="Consolas" w:hAnsi="Consolas" w:eastAsia="Consolas" w:cs="Consolas"/>
-          <w:sz w:val="18"/>
-          <w:szCs w:val="18"/>
-        </w:rPr>
-        <w:t xml:space="preserve"/>
-      </w:r>
-      <w:r>
-        <w:rPr/>
-        <w:t xml:space="preserve"/>
+        <w:rPr>
+          <w:b w:val="1"/>
+          <w:bCs w:val="1"/>
+        </w:rPr>
+        <w:t xml:space="preserve">Upgrading an existing installation</w:t>
+      </w:r>
+      <w:r>
+        <w:rPr/>
+        <w:t xml:space="preserve"> (updated 29 October 2026): an existing database is never re-created from </w:t>
+      </w:r>
+      <w:r>
+        <w:rPr>
+          <w:rFonts w:ascii="Consolas" w:hAnsi="Consolas" w:eastAsia="Consolas" w:cs="Consolas"/>
+          <w:sz w:val="18"/>
+          <w:szCs w:val="18"/>
+        </w:rPr>
+        <w:t xml:space="preserve">schema.sql</w:t>
+      </w:r>
+      <w:r>
+        <w:rPr/>
+        <w:t xml:space="preserve"> or </w:t>
+      </w:r>
+      <w:r>
+        <w:rPr>
+          <w:rFonts w:ascii="Consolas" w:hAnsi="Consolas" w:eastAsia="Consolas" w:cs="Consolas"/>
+          <w:sz w:val="18"/>
+          <w:szCs w:val="18"/>
+        </w:rPr>
+        <w:t xml:space="preserve">seed.sql</w:t>
+      </w:r>
+      <w:r>
+        <w:rPr/>
+        <w:t xml:space="preserve">. Back up the database and </w:t>
+      </w:r>
+      <w:r>
+        <w:rPr>
+          <w:rFonts w:ascii="Consolas" w:hAnsi="Consolas" w:eastAsia="Consolas" w:cs="Consolas"/>
+          <w:sz w:val="18"/>
+          <w:szCs w:val="18"/>
+        </w:rPr>
+        <w:t xml:space="preserve">storage/</w:t>
+      </w:r>
+      <w:r>
+        <w:rPr/>
+        <w:t xml:space="preserve"> first, then run the files in the repository's </w:t>
+      </w:r>
+      <w:r>
+        <w:rPr>
+          <w:rFonts w:ascii="Consolas" w:hAnsi="Consolas" w:eastAsia="Consolas" w:cs="Consolas"/>
+          <w:sz w:val="18"/>
+          <w:szCs w:val="18"/>
+        </w:rPr>
+        <w:t xml:space="preserve">docs/migrations/</w:t>
+      </w:r>
+      <w:r>
+        <w:rPr/>
+        <w:t xml:space="preserve"> folder that the database has not had yet, in filename order, then deploy the new code. </w:t>
+      </w:r>
+      <w:r>
+        <w:rPr>
+          <w:rFonts w:ascii="Consolas" w:hAnsi="Consolas" w:eastAsia="Consolas" w:cs="Consolas"/>
+          <w:sz w:val="18"/>
+          <w:szCs w:val="18"/>
+        </w:rPr>
+        <w:t xml:space="preserve">docs/migrations/README.md</w:t>
+      </w:r>
+      <w:r>
+        <w:rPr/>
+        <w:t xml:space="preserve"> lists the run order and the read-only checks in </w:t>
+      </w:r>
+      <w:r>
+        <w:rPr>
+          <w:rFonts w:ascii="Consolas" w:hAnsi="Consolas" w:eastAsia="Consolas" w:cs="Consolas"/>
+          <w:sz w:val="18"/>
+          <w:szCs w:val="18"/>
+        </w:rPr>
+        <w:t xml:space="preserve">docs/checks/</w:t>
+      </w:r>
+      <w:r>
+        <w:rPr/>
+        <w:t xml:space="preserve">. As of 29 Oct 2026 the live site still needs these 13, in this order (run from the repository root):</w:t>
+      </w:r>
+    </w:p>
+    <w:p>
+      <w:pPr>
+        <w:pStyle w:val="codeblock"/>
+      </w:pPr>
+      <w:r>
+        <w:rPr>
+          <w:rFonts w:ascii="Consolas" w:hAnsi="Consolas" w:eastAsia="Consolas" w:cs="Consolas"/>
+          <w:color w:val="1E3A5F"/>
+          <w:sz w:val="18"/>
+          <w:szCs w:val="18"/>
+        </w:rPr>
+        <w:t xml:space="preserve">mysql -u &lt;db_user&gt; -p &lt;database&gt; &lt; docs/migrations/2026-10-27f-document-date.sql</w:t>
+      </w:r>
+      <w:br/>
+      <w:r>
+        <w:rPr>
+          <w:rFonts w:ascii="Consolas" w:hAnsi="Consolas" w:eastAsia="Consolas" w:cs="Consolas"/>
+          <w:color w:val="1E3A5F"/>
+          <w:sz w:val="18"/>
+          <w:szCs w:val="18"/>
+        </w:rPr>
+        <w:t xml:space="preserve">mysql -u &lt;db_user&gt; -p &lt;database&gt; &lt; docs/migrations/2026-10-27g-logistics-bill-payment-kind.sql</w:t>
+      </w:r>
+      <w:br/>
+      <w:r>
+        <w:rPr>
+          <w:rFonts w:ascii="Consolas" w:hAnsi="Consolas" w:eastAsia="Consolas" w:cs="Consolas"/>
+          <w:color w:val="1E3A5F"/>
+          <w:sz w:val="18"/>
+          <w:szCs w:val="18"/>
+        </w:rPr>
+        <w:t xml:space="preserve">mysql -u &lt;db_user&gt; -p &lt;database&gt; &lt; docs/migrations/2026-10-28a-view-cafin-permission.sql</w:t>
+      </w:r>
+      <w:br/>
+      <w:r>
+        <w:rPr>
+          <w:rFonts w:ascii="Consolas" w:hAnsi="Consolas" w:eastAsia="Consolas" w:cs="Consolas"/>
+          <w:color w:val="1E3A5F"/>
+          <w:sz w:val="18"/>
+          <w:szCs w:val="18"/>
+        </w:rPr>
+        <w:t xml:space="preserve">mysql -u &lt;db_user&gt; -p &lt;database&gt; &lt; docs/migrations/2026-10-28c-payment-terms-approval.sql</w:t>
+      </w:r>
+      <w:br/>
+      <w:r>
+        <w:rPr>
+          <w:rFonts w:ascii="Consolas" w:hAnsi="Consolas" w:eastAsia="Consolas" w:cs="Consolas"/>
+          <w:color w:val="1E3A5F"/>
+          <w:sz w:val="18"/>
+          <w:szCs w:val="18"/>
+        </w:rPr>
+        <w:t xml:space="preserve">mysql -u &lt;db_user&gt; -p &lt;database&gt; &lt; docs/migrations/2026-10-28d-ca-view-orders.sql</w:t>
+      </w:r>
+      <w:br/>
+      <w:r>
+        <w:rPr>
+          <w:rFonts w:ascii="Consolas" w:hAnsi="Consolas" w:eastAsia="Consolas" w:cs="Consolas"/>
+          <w:color w:val="1E3A5F"/>
+          <w:sz w:val="18"/>
+          <w:szCs w:val="18"/>
+        </w:rPr>
+        <w:t xml:space="preserve">mysql -u &lt;db_user&gt; -p &lt;database&gt; &lt; docs/migrations/2026-10-28e-vendor-bill-proforma-and-payments.sql</w:t>
+      </w:r>
+      <w:br/>
+      <w:r>
+        <w:rPr>
+          <w:rFonts w:ascii="Consolas" w:hAnsi="Consolas" w:eastAsia="Consolas" w:cs="Consolas"/>
+          <w:color w:val="1E3A5F"/>
+          <w:sz w:val="18"/>
+          <w:szCs w:val="18"/>
+        </w:rPr>
+        <w:t xml:space="preserve">mysql -u &lt;db_user&gt; -p &lt;database&gt; &lt; docs/migrations/2026-10-29a-zoho-stage2-invoices.sql</w:t>
+      </w:r>
+      <w:br/>
+      <w:r>
+        <w:rPr>
+          <w:rFonts w:ascii="Consolas" w:hAnsi="Consolas" w:eastAsia="Consolas" w:cs="Consolas"/>
+          <w:color w:val="1E3A5F"/>
+          <w:sz w:val="18"/>
+          <w:szCs w:val="18"/>
+        </w:rPr>
+        <w:t xml:space="preserve">mysql -u &lt;db_user&gt; -p &lt;database&gt; &lt; docs/migrations/2026-10-29b-zoho-stage3-purchases.sql</w:t>
+      </w:r>
+      <w:br/>
+      <w:r>
+        <w:rPr>
+          <w:rFonts w:ascii="Consolas" w:hAnsi="Consolas" w:eastAsia="Consolas" w:cs="Consolas"/>
+          <w:color w:val="1E3A5F"/>
+          <w:sz w:val="18"/>
+          <w:szCs w:val="18"/>
+        </w:rPr>
+        <w:t xml:space="preserve">mysql -u &lt;db_user&gt; -p &lt;database&gt; &lt; docs/migrations/2026-10-29c-two-digit-year-references.sql</w:t>
+      </w:r>
+      <w:br/>
+      <w:r>
+        <w:rPr>
+          <w:rFonts w:ascii="Consolas" w:hAnsi="Consolas" w:eastAsia="Consolas" w:cs="Consolas"/>
+          <w:color w:val="1E3A5F"/>
+          <w:sz w:val="18"/>
+          <w:szCs w:val="18"/>
+        </w:rPr>
+        <w:t xml:space="preserve">mysql -u &lt;db_user&gt; -p &lt;database&gt; &lt; docs/migrations/2026-10-29d-zoho-sync-start-date.sql</w:t>
+      </w:r>
+      <w:br/>
+      <w:r>
+        <w:rPr>
+          <w:rFonts w:ascii="Consolas" w:hAnsi="Consolas" w:eastAsia="Consolas" w:cs="Consolas"/>
+          <w:color w:val="1E3A5F"/>
+          <w:sz w:val="18"/>
+          <w:szCs w:val="18"/>
+        </w:rPr>
+        <w:t xml:space="preserve">mysql -u &lt;db_user&gt; -p &lt;database&gt; &lt; docs/migrations/2026-10-29e-shipping-bill-and-reverse-charge.sql</w:t>
+      </w:r>
+      <w:br/>
+      <w:r>
+        <w:rPr>
+          <w:rFonts w:ascii="Consolas" w:hAnsi="Consolas" w:eastAsia="Consolas" w:cs="Consolas"/>
+          <w:color w:val="1E3A5F"/>
+          <w:sz w:val="18"/>
+          <w:szCs w:val="18"/>
+        </w:rPr>
+        <w:t xml:space="preserve">mysql -u &lt;db_user&gt; -p &lt;database&gt; &lt; docs/migrations/2026-10-29f-zoho-costs-lc-benefits.sql</w:t>
+      </w:r>
+      <w:br/>
+      <w:r>
+        <w:rPr>
+          <w:rFonts w:ascii="Consolas" w:hAnsi="Consolas" w:eastAsia="Consolas" w:cs="Consolas"/>
+          <w:color w:val="1E3A5F"/>
+          <w:sz w:val="18"/>
+          <w:szCs w:val="18"/>
+        </w:rPr>
+        <w:t xml:space="preserve">mysql -u &lt;db_user&gt; -p &lt;database&gt; &lt; docs/migrations/2026-10-30a-lc-payment-firc.sql</w:t>
       </w:r>
     </w:p>
     <w:p>
@@ -930,6 +1247,98 @@
         <w:spacing w:after="160"/>
       </w:pPr>
       <w:r>
+        <w:rPr/>
+        <w:t xml:space="preserve">Run them with the live host's own </w:t>
+      </w:r>
+      <w:r>
+        <w:rPr>
+          <w:b w:val="1"/>
+          <w:bCs w:val="1"/>
+        </w:rPr>
+        <w:t xml:space="preserve">MySQL</w:t>
+      </w:r>
+      <w:r>
+        <w:rPr/>
+        <w:t xml:space="preserve"> (its </w:t>
+      </w:r>
+      <w:r>
+        <w:rPr>
+          <w:rFonts w:ascii="Consolas" w:hAnsi="Consolas" w:eastAsia="Consolas" w:cs="Consolas"/>
+          <w:sz w:val="18"/>
+          <w:szCs w:val="18"/>
+        </w:rPr>
+        <w:t xml:space="preserve">mysql</w:t>
+      </w:r>
+      <w:r>
+        <w:rPr/>
+        <w:t xml:space="preserve"> client against the live MySQL 8 server), not with a MariaDB client or on a MariaDB copy first and then exported. The files are written for MySQL: none uses the MariaDB-only </w:t>
+      </w:r>
+      <w:r>
+        <w:rPr>
+          <w:rFonts w:ascii="Consolas" w:hAnsi="Consolas" w:eastAsia="Consolas" w:cs="Consolas"/>
+          <w:sz w:val="18"/>
+          <w:szCs w:val="18"/>
+        </w:rPr>
+        <w:t xml:space="preserve">ADD/DROP/CHANGE COLUMN IF [NOT] EXISTS</w:t>
+      </w:r>
+      <w:r>
+        <w:rPr/>
+        <w:t xml:space="preserve"> or </w:t>
+      </w:r>
+      <w:r>
+        <w:rPr>
+          <w:rFonts w:ascii="Consolas" w:hAnsi="Consolas" w:eastAsia="Consolas" w:cs="Consolas"/>
+          <w:sz w:val="18"/>
+          <w:szCs w:val="18"/>
+        </w:rPr>
+        <w:t xml:space="preserve">CREATE INDEX IF NOT EXISTS</w:t>
+      </w:r>
+      <w:r>
+        <w:rPr/>
+        <w:t xml:space="preserve">; each change is guarded with an </w:t>
+      </w:r>
+      <w:r>
+        <w:rPr>
+          <w:rFonts w:ascii="Consolas" w:hAnsi="Consolas" w:eastAsia="Consolas" w:cs="Consolas"/>
+          <w:sz w:val="18"/>
+          <w:szCs w:val="18"/>
+        </w:rPr>
+        <w:t xml:space="preserve">information_schema</w:t>
+      </w:r>
+      <w:r>
+        <w:rPr/>
+        <w:t xml:space="preserve"> lookup and a prepared statement, so every file from 2026-10-25 on does nothing when run a second time. A fresh installation needs none of them: </w:t>
+      </w:r>
+      <w:r>
+        <w:rPr>
+          <w:rFonts w:ascii="Consolas" w:hAnsi="Consolas" w:eastAsia="Consolas" w:cs="Consolas"/>
+          <w:sz w:val="18"/>
+          <w:szCs w:val="18"/>
+        </w:rPr>
+        <w:t xml:space="preserve">schema.sql</w:t>
+      </w:r>
+      <w:r>
+        <w:rPr/>
+        <w:t xml:space="preserve"> and </w:t>
+      </w:r>
+      <w:r>
+        <w:rPr>
+          <w:rFonts w:ascii="Consolas" w:hAnsi="Consolas" w:eastAsia="Consolas" w:cs="Consolas"/>
+          <w:sz w:val="18"/>
+          <w:szCs w:val="18"/>
+        </w:rPr>
+        <w:t xml:space="preserve">seed.sql</w:t>
+      </w:r>
+      <w:r>
+        <w:rPr/>
+        <w:t xml:space="preserve"> already contain every change. Then restart Node (see "Updating an existing installation" below).</w:t>
+      </w:r>
+    </w:p>
+    <w:p>
+      <w:pPr>
+        <w:spacing w:after="160"/>
+      </w:pPr>
+      <w:r>
         <w:rPr>
           <w:b w:val="1"/>
           <w:bCs w:val="1"/>
@@ -1023,14 +1432,6 @@
           <w:szCs w:val="18"/>
         </w:rPr>
         <w:t xml:space="preserve">   UPDATE user_signature_assets SET server_path = REPLACE(server_path, '__STORAGE_BASE_PATH__', '/opt/nexacrest_node/storage');</w:t>
-      </w:r>
-      <w:r>
-        <w:rPr>
-          <w:rFonts w:ascii="Consolas" w:hAnsi="Consolas" w:eastAsia="Consolas" w:cs="Consolas"/>
-          <w:color w:val="1E3A5F"/>
-          <w:sz w:val="18"/>
-          <w:szCs w:val="18"/>
-        </w:rPr>
         <w:br/>
         <w:t xml:space="preserve">UPDATE reference_library_documents SET file_path = REPLACE(file_path, '__STORAGE_BASE_PATH__', '/opt/nexacrest_node/storage');</w:t>
       </w:r>
@@ -1293,6 +1694,39 @@
     </w:p>
     <w:p>
       <w:pPr>
+        <w:spacing w:after="160"/>
+      </w:pPr>
+      <w:r>
+        <w:rPr/>
+        <w:t xml:space="preserve">The other </w:t>
+      </w:r>
+      <w:r>
+        <w:rPr>
+          <w:rFonts w:ascii="Consolas" w:hAnsi="Consolas" w:eastAsia="Consolas" w:cs="Consolas"/>
+          <w:sz w:val="18"/>
+          <w:szCs w:val="18"/>
+        </w:rPr>
+        <w:t xml:space="preserve">.env</w:t>
+      </w:r>
+      <w:r>
+        <w:rPr/>
+        <w:t xml:space="preserve"> keys (</w:t>
+      </w:r>
+      <w:r>
+        <w:rPr>
+          <w:rFonts w:ascii="Consolas" w:hAnsi="Consolas" w:eastAsia="Consolas" w:cs="Consolas"/>
+          <w:sz w:val="18"/>
+          <w:szCs w:val="18"/>
+        </w:rPr>
+        <w:t xml:space="preserve">.env.example</w:t>
+      </w:r>
+      <w:r>
+        <w:rPr/>
+        <w:t xml:space="preserve"> has every one, with comments). Use placeholders like the ones there only on a scratch copy; never put a real secret in a document, a ticket or git:</w:t>
+      </w:r>
+    </w:p>
+    <w:p>
+      <w:pPr>
         <w:spacing w:after="60"/>
         <w:numPr>
           <w:ilvl w:val="0"/>
@@ -1301,10 +1735,11 @@
       </w:pPr>
       <w:r>
         <w:rPr>
-          <w:b w:val="1"/>
-          <w:bCs w:val="1"/>
-        </w:rPr>
-        <w:t xml:space="preserve">No `npm install` needed</w:t>
+          <w:rFonts w:ascii="Consolas" w:hAnsi="Consolas" w:eastAsia="Consolas" w:cs="Consolas"/>
+          <w:sz w:val="18"/>
+          <w:szCs w:val="18"/>
+        </w:rPr>
+        <w:t xml:space="preserve">APP_ENCRYPTION_KEY</w:t>
       </w:r>
       <w:r>
         <w:rPr/>
@@ -1312,60 +1747,26 @@
       </w:r>
       <w:r>
         <w:rPr>
-          <w:rFonts w:ascii="Consolas" w:hAnsi="Consolas" w:eastAsia="Consolas" w:cs="Consolas"/>
-          <w:sz w:val="18"/>
-          <w:szCs w:val="18"/>
-        </w:rPr>
-        <w:t xml:space="preserve">node_modules/</w:t>
-      </w:r>
-      <w:r>
-        <w:rPr/>
-        <w:t xml:space="preserve"> ships already built (see "About the node_modules folder" below). Just start the app:</w:t>
-      </w:r>
-    </w:p>
-    <w:p>
-      <w:pPr>
-        <w:pStyle w:val="codeblock"/>
-      </w:pPr>
-      <w:r>
-        <w:rPr>
-          <w:rFonts w:ascii="Consolas" w:hAnsi="Consolas" w:eastAsia="Consolas" w:cs="Consolas"/>
-          <w:color w:val="1E3A5F"/>
-          <w:sz w:val="18"/>
-          <w:szCs w:val="18"/>
-        </w:rPr>
-        <w:t xml:space="preserve">   cd /opt/nexacrest_node/app</w:t>
-      </w:r>
-      <w:br/>
-      <w:r>
-        <w:rPr>
-          <w:rFonts w:ascii="Consolas" w:hAnsi="Consolas" w:eastAsia="Consolas" w:cs="Consolas"/>
-          <w:color w:val="1E3A5F"/>
-          <w:sz w:val="18"/>
-          <w:szCs w:val="18"/>
-        </w:rPr>
-        <w:t xml:space="preserve">   node src/server.js</w:t>
-      </w:r>
-    </w:p>
-    <w:p>
-      <w:pPr>
-        <w:spacing w:after="160"/>
-      </w:pPr>
-      <w:r>
-        <w:rPr/>
-        <w:t xml:space="preserve">You should see </w:t>
-      </w:r>
-      <w:r>
-        <w:rPr>
-          <w:rFonts w:ascii="Consolas" w:hAnsi="Consolas" w:eastAsia="Consolas" w:cs="Consolas"/>
-          <w:sz w:val="18"/>
-          <w:szCs w:val="18"/>
-        </w:rPr>
-        <w:t xml:space="preserve">NexaCrest (Node/MySQL) listening on port 3000 [APP_ENV=production]</w:t>
-      </w:r>
-      <w:r>
-        <w:rPr/>
-        <w:t xml:space="preserve">. Ctrl-C to stop — for real deployment, use PM2 instead (next step) so it survives reboots and crashes.</w:t>
+          <w:b w:val="1"/>
+          <w:bCs w:val="1"/>
+        </w:rPr>
+        <w:t xml:space="preserve">required.</w:t>
+      </w:r>
+      <w:r>
+        <w:rPr/>
+        <w:t xml:space="preserve"> Encrypts the Buyer Action Link tokens. Generate it like the secret above (</w:t>
+      </w:r>
+      <w:r>
+        <w:rPr>
+          <w:rFonts w:ascii="Consolas" w:hAnsi="Consolas" w:eastAsia="Consolas" w:cs="Consolas"/>
+          <w:sz w:val="18"/>
+          <w:szCs w:val="18"/>
+        </w:rPr>
+        <w:t xml:space="preserve">node -e "console.log(require('crypto').randomBytes(32).toString('hex'))"</w:t>
+      </w:r>
+      <w:r>
+        <w:rPr/>
+        <w:t xml:space="preserve">) and do not change it once in use, or existing links stop working.</w:t>
       </w:r>
     </w:p>
     <w:p>
@@ -1378,188 +1779,63 @@
       </w:pPr>
       <w:r>
         <w:rPr>
-          <w:b w:val="1"/>
-          <w:bCs w:val="1"/>
-        </w:rPr>
-        <w:t xml:space="preserve">Run it under PM2:</w:t>
-      </w:r>
-    </w:p>
-    <w:p>
-      <w:pPr>
-        <w:pStyle w:val="codeblock"/>
-      </w:pPr>
-      <w:r>
-        <w:rPr>
-          <w:rFonts w:ascii="Consolas" w:hAnsi="Consolas" w:eastAsia="Consolas" w:cs="Consolas"/>
-          <w:color w:val="1E3A5F"/>
-          <w:sz w:val="18"/>
-          <w:szCs w:val="18"/>
-        </w:rPr>
-        <w:t xml:space="preserve">   sudo npm install -g pm2</w:t>
-      </w:r>
-      <w:br/>
-      <w:r>
-        <w:rPr>
-          <w:rFonts w:ascii="Consolas" w:hAnsi="Consolas" w:eastAsia="Consolas" w:cs="Consolas"/>
-          <w:color w:val="1E3A5F"/>
-          <w:sz w:val="18"/>
-          <w:szCs w:val="18"/>
-        </w:rPr>
-        <w:t xml:space="preserve">   cd /opt/nexacrest_node/app</w:t>
-      </w:r>
-      <w:br/>
-      <w:r>
-        <w:rPr>
-          <w:rFonts w:ascii="Consolas" w:hAnsi="Consolas" w:eastAsia="Consolas" w:cs="Consolas"/>
-          <w:color w:val="1E3A5F"/>
-          <w:sz w:val="18"/>
-          <w:szCs w:val="18"/>
-        </w:rPr>
-        <w:t xml:space="preserve">   pm2 start src/server.js --name nexacrest</w:t>
-      </w:r>
-      <w:br/>
-      <w:r>
-        <w:rPr>
-          <w:rFonts w:ascii="Consolas" w:hAnsi="Consolas" w:eastAsia="Consolas" w:cs="Consolas"/>
-          <w:color w:val="1E3A5F"/>
-          <w:sz w:val="18"/>
-          <w:szCs w:val="18"/>
-        </w:rPr>
-        <w:t xml:space="preserve">   pm2 save</w:t>
-      </w:r>
-      <w:br/>
-      <w:r>
-        <w:rPr>
-          <w:rFonts w:ascii="Consolas" w:hAnsi="Consolas" w:eastAsia="Consolas" w:cs="Consolas"/>
-          <w:color w:val="1E3A5F"/>
-          <w:sz w:val="18"/>
-          <w:szCs w:val="18"/>
-        </w:rPr>
-        <w:t xml:space="preserve">   pm2 startup   # follow the one printed command to enable on-boot start</w:t>
-      </w:r>
-    </w:p>
-    <w:p>
-      <w:pPr>
-        <w:spacing w:after="160"/>
-      </w:pPr>
-      <w:r>
-        <w:rPr>
-          <w:rFonts w:ascii="Consolas" w:hAnsi="Consolas" w:eastAsia="Consolas" w:cs="Consolas"/>
-          <w:sz w:val="18"/>
-          <w:szCs w:val="18"/>
-        </w:rPr>
-        <w:t xml:space="preserve">pm2 logs nexacrest</w:t>
-      </w:r>
-      <w:r>
-        <w:rPr/>
-        <w:t xml:space="preserve">, </w:t>
-      </w:r>
-      <w:r>
-        <w:rPr>
-          <w:rFonts w:ascii="Consolas" w:hAnsi="Consolas" w:eastAsia="Consolas" w:cs="Consolas"/>
-          <w:sz w:val="18"/>
-          <w:szCs w:val="18"/>
-        </w:rPr>
-        <w:t xml:space="preserve">pm2 restart nexacrest</w:t>
-      </w:r>
-      <w:r>
-        <w:rPr/>
-        <w:t xml:space="preserve">, </w:t>
-      </w:r>
-      <w:r>
-        <w:rPr>
-          <w:rFonts w:ascii="Consolas" w:hAnsi="Consolas" w:eastAsia="Consolas" w:cs="Consolas"/>
-          <w:sz w:val="18"/>
-          <w:szCs w:val="18"/>
-        </w:rPr>
-        <w:t xml:space="preserve">pm2 stop nexacrest</w:t>
-      </w:r>
-      <w:r>
-        <w:rPr/>
-        <w:t xml:space="preserve"> are your day-to-day commands. </w:t>
-      </w:r>
-      <w:r>
-        <w:rPr>
-          <w:b w:val="1"/>
-          <w:bCs w:val="1"/>
-        </w:rPr>
-        <w:t xml:space="preserve">If you'd rather use systemd instead of PM2</w:t>
-      </w:r>
-      <w:r>
-        <w:rPr/>
-        <w:t xml:space="preserve">, a plain unit file works identically — </w:t>
-      </w:r>
-      <w:r>
-        <w:rPr>
-          <w:rFonts w:ascii="Consolas" w:hAnsi="Consolas" w:eastAsia="Consolas" w:cs="Consolas"/>
-          <w:sz w:val="18"/>
-          <w:szCs w:val="18"/>
-        </w:rPr>
-        <w:t xml:space="preserve">ExecStart=/usr/bin/node /opt/nexacrest_node/app/src/server.js</w:t>
-      </w:r>
-      <w:r>
-        <w:rPr/>
-        <w:t xml:space="preserve">, </w:t>
-      </w:r>
-      <w:r>
-        <w:rPr>
-          <w:rFonts w:ascii="Consolas" w:hAnsi="Consolas" w:eastAsia="Consolas" w:cs="Consolas"/>
-          <w:sz w:val="18"/>
-          <w:szCs w:val="18"/>
-        </w:rPr>
-        <w:t xml:space="preserve">Restart=always</w:t>
-      </w:r>
-      <w:r>
-        <w:rPr/>
-        <w:t xml:space="preserve">, </w:t>
-      </w:r>
-      <w:r>
-        <w:rPr>
-          <w:rFonts w:ascii="Consolas" w:hAnsi="Consolas" w:eastAsia="Consolas" w:cs="Consolas"/>
-          <w:sz w:val="18"/>
-          <w:szCs w:val="18"/>
-        </w:rPr>
-        <w:t xml:space="preserve">WorkingDirectory=/opt/nexacrest_node/app</w:t>
-      </w:r>
-      <w:r>
-        <w:rPr/>
-        <w:t xml:space="preserve">, </w:t>
-      </w:r>
-      <w:r>
-        <w:rPr>
-          <w:rFonts w:ascii="Consolas" w:hAnsi="Consolas" w:eastAsia="Consolas" w:cs="Consolas"/>
-          <w:sz w:val="18"/>
-          <w:szCs w:val="18"/>
-        </w:rPr>
-        <w:t xml:space="preserve">EnvironmentFile</w:t>
-      </w:r>
-      <w:r>
-        <w:rPr/>
-        <w:t xml:space="preserve"> isn't needed since the app reads </w:t>
-      </w:r>
-      <w:r>
-        <w:rPr>
-          <w:rFonts w:ascii="Consolas" w:hAnsi="Consolas" w:eastAsia="Consolas" w:cs="Consolas"/>
-          <w:sz w:val="18"/>
-          <w:szCs w:val="18"/>
-        </w:rPr>
-        <w:t xml:space="preserve">.env</w:t>
-      </w:r>
-      <w:r>
-        <w:rPr/>
-        <w:t xml:space="preserve"> itself via </w:t>
-      </w:r>
-      <w:r>
-        <w:rPr>
-          <w:rFonts w:ascii="Consolas" w:hAnsi="Consolas" w:eastAsia="Consolas" w:cs="Consolas"/>
-          <w:sz w:val="18"/>
-          <w:szCs w:val="18"/>
-        </w:rPr>
-        <w:t xml:space="preserve">dotenv</w:t>
-      </w:r>
-      <w:r>
-        <w:rPr/>
-        <w:t xml:space="preserve">. Either supervisor is fine; don't run both.</w:t>
+          <w:rFonts w:ascii="Consolas" w:hAnsi="Consolas" w:eastAsia="Consolas" w:cs="Consolas"/>
+          <w:sz w:val="18"/>
+          <w:szCs w:val="18"/>
+        </w:rPr>
+        <w:t xml:space="preserve">APP_ENV=production</w:t>
+      </w:r>
+      <w:r>
+        <w:rPr/>
+        <w:t xml:space="preserve"> and </w:t>
+      </w:r>
+      <w:r>
+        <w:rPr>
+          <w:rFonts w:ascii="Consolas" w:hAnsi="Consolas" w:eastAsia="Consolas" w:cs="Consolas"/>
+          <w:sz w:val="18"/>
+          <w:szCs w:val="18"/>
+        </w:rPr>
+        <w:t xml:space="preserve">DEV_SERVER=false</w:t>
+      </w:r>
+      <w:r>
+        <w:rPr/>
+        <w:t xml:space="preserve"> on the live server. </w:t>
+      </w:r>
+      <w:r>
+        <w:rPr>
+          <w:rFonts w:ascii="Consolas" w:hAnsi="Consolas" w:eastAsia="Consolas" w:cs="Consolas"/>
+          <w:sz w:val="18"/>
+          <w:szCs w:val="18"/>
+        </w:rPr>
+        <w:t xml:space="preserve">DEV_SERVER=true</w:t>
+      </w:r>
+      <w:r>
+        <w:rPr/>
+        <w:t xml:space="preserve"> on any test or staging server shows a red "DEV / TEST ENVIRONMENT" strip on every page. </w:t>
+      </w:r>
+      <w:r>
+        <w:rPr>
+          <w:rFonts w:ascii="Consolas" w:hAnsi="Consolas" w:eastAsia="Consolas" w:cs="Consolas"/>
+          <w:sz w:val="18"/>
+          <w:szCs w:val="18"/>
+        </w:rPr>
+        <w:t xml:space="preserve">APP_URL</w:t>
+      </w:r>
+      <w:r>
+        <w:rPr/>
+        <w:t xml:space="preserve"> is the public https address, </w:t>
+      </w:r>
+      <w:r>
+        <w:rPr>
+          <w:rFonts w:ascii="Consolas" w:hAnsi="Consolas" w:eastAsia="Consolas" w:cs="Consolas"/>
+          <w:sz w:val="18"/>
+          <w:szCs w:val="18"/>
+        </w:rPr>
+        <w:t xml:space="preserve">PORT</w:t>
+      </w:r>
+      <w:r>
+        <w:rPr/>
+        <w:t xml:space="preserve"> the port Nginx proxies to (3000).</w:t>
       </w:r>
     </w:p>
     <w:p>
@@ -1572,231 +1848,87 @@
       </w:pPr>
       <w:r>
         <w:rPr>
-          <w:b w:val="1"/>
-          <w:bCs w:val="1"/>
-        </w:rPr>
-        <w:t xml:space="preserve">Put Nginx in front of it</w:t>
-      </w:r>
-      <w:r>
-        <w:rPr/>
-        <w:t xml:space="preserve"> — a minimal reverse-proxy server block:</w:t>
-      </w:r>
-    </w:p>
-    <w:p>
-      <w:pPr>
-        <w:pStyle w:val="codeblock"/>
-      </w:pPr>
-      <w:r>
-        <w:rPr>
-          <w:rFonts w:ascii="Consolas" w:hAnsi="Consolas" w:eastAsia="Consolas" w:cs="Consolas"/>
-          <w:color w:val="1E3A5F"/>
-          <w:sz w:val="18"/>
-          <w:szCs w:val="18"/>
-        </w:rPr>
-        <w:t xml:space="preserve">   server {</w:t>
-      </w:r>
-      <w:br/>
-      <w:r>
-        <w:rPr>
-          <w:rFonts w:ascii="Consolas" w:hAnsi="Consolas" w:eastAsia="Consolas" w:cs="Consolas"/>
-          <w:color w:val="1E3A5F"/>
-          <w:sz w:val="18"/>
-          <w:szCs w:val="18"/>
-        </w:rPr>
-        <w:t xml:space="preserve">       listen 80;</w:t>
-      </w:r>
-      <w:br/>
-      <w:r>
-        <w:rPr>
-          <w:rFonts w:ascii="Consolas" w:hAnsi="Consolas" w:eastAsia="Consolas" w:cs="Consolas"/>
-          <w:color w:val="1E3A5F"/>
-          <w:sz w:val="18"/>
-          <w:szCs w:val="18"/>
-        </w:rPr>
-        <w:t xml:space="preserve">       server_name www.example.com;</w:t>
-      </w:r>
-      <w:br/>
-      <w:r>
-        <w:rPr>
-          <w:rFonts w:ascii="Consolas" w:hAnsi="Consolas" w:eastAsia="Consolas" w:cs="Consolas"/>
-          <w:color w:val="1E3A5F"/>
-          <w:sz w:val="18"/>
-          <w:szCs w:val="18"/>
-        </w:rPr>
-        <w:t xml:space="preserve">       location / {</w:t>
-      </w:r>
-      <w:br/>
-      <w:r>
-        <w:rPr>
-          <w:rFonts w:ascii="Consolas" w:hAnsi="Consolas" w:eastAsia="Consolas" w:cs="Consolas"/>
-          <w:color w:val="1E3A5F"/>
-          <w:sz w:val="18"/>
-          <w:szCs w:val="18"/>
-        </w:rPr>
-        <w:t xml:space="preserve">           proxy_pass http://127.0.0.1:3000;</w:t>
-      </w:r>
-      <w:br/>
-      <w:r>
-        <w:rPr>
-          <w:rFonts w:ascii="Consolas" w:hAnsi="Consolas" w:eastAsia="Consolas" w:cs="Consolas"/>
-          <w:color w:val="1E3A5F"/>
-          <w:sz w:val="18"/>
-          <w:szCs w:val="18"/>
-        </w:rPr>
-        <w:t xml:space="preserve">           proxy_set_header Host $host;</w:t>
-      </w:r>
-      <w:br/>
-      <w:r>
-        <w:rPr>
-          <w:rFonts w:ascii="Consolas" w:hAnsi="Consolas" w:eastAsia="Consolas" w:cs="Consolas"/>
-          <w:color w:val="1E3A5F"/>
-          <w:sz w:val="18"/>
-          <w:szCs w:val="18"/>
-        </w:rPr>
-        <w:t xml:space="preserve">           proxy_set_header X-Real-IP $remote_addr;</w:t>
-      </w:r>
-      <w:br/>
-      <w:r>
-        <w:rPr>
-          <w:rFonts w:ascii="Consolas" w:hAnsi="Consolas" w:eastAsia="Consolas" w:cs="Consolas"/>
-          <w:color w:val="1E3A5F"/>
-          <w:sz w:val="18"/>
-          <w:szCs w:val="18"/>
-        </w:rPr>
-        <w:t xml:space="preserve">           proxy_set_header X-Forwarded-For $proxy_add_x_forwarded_for;</w:t>
-      </w:r>
-      <w:br/>
-      <w:r>
-        <w:rPr>
-          <w:rFonts w:ascii="Consolas" w:hAnsi="Consolas" w:eastAsia="Consolas" w:cs="Consolas"/>
-          <w:color w:val="1E3A5F"/>
-          <w:sz w:val="18"/>
-          <w:szCs w:val="18"/>
-        </w:rPr>
-        <w:t xml:space="preserve">           proxy_set_header X-Forwarded-Proto $scheme;</w:t>
-      </w:r>
-      <w:br/>
-      <w:r>
-        <w:rPr>
-          <w:rFonts w:ascii="Consolas" w:hAnsi="Consolas" w:eastAsia="Consolas" w:cs="Consolas"/>
-          <w:color w:val="1E3A5F"/>
-          <w:sz w:val="18"/>
-          <w:szCs w:val="18"/>
-        </w:rPr>
-        <w:t xml:space="preserve">       }</w:t>
-      </w:r>
-      <w:br/>
-      <w:r>
-        <w:rPr>
-          <w:rFonts w:ascii="Consolas" w:hAnsi="Consolas" w:eastAsia="Consolas" w:cs="Consolas"/>
-          <w:color w:val="1E3A5F"/>
-          <w:sz w:val="18"/>
-          <w:szCs w:val="18"/>
-        </w:rPr>
-        <w:t xml:space="preserve">       client_max_body_size 20M;   # file uploads go up to 15MB — leave headroom</w:t>
-      </w:r>
-      <w:br/>
-      <w:r>
-        <w:rPr>
-          <w:rFonts w:ascii="Consolas" w:hAnsi="Consolas" w:eastAsia="Consolas" w:cs="Consolas"/>
-          <w:color w:val="1E3A5F"/>
-          <w:sz w:val="18"/>
-          <w:szCs w:val="18"/>
-        </w:rPr>
-        <w:t xml:space="preserve">   }</w:t>
-      </w:r>
-    </w:p>
-    <w:p>
-      <w:pPr>
-        <w:spacing w:after="160"/>
-      </w:pPr>
-      <w:r>
-        <w:rPr/>
-        <w:t xml:space="preserve">Then get a real TLS certificate (</w:t>
-      </w:r>
-      <w:r>
-        <w:rPr>
-          <w:rFonts w:ascii="Consolas" w:hAnsi="Consolas" w:eastAsia="Consolas" w:cs="Consolas"/>
-          <w:sz w:val="18"/>
-          <w:szCs w:val="18"/>
-        </w:rPr>
-        <w:t xml:space="preserve">sudo certbot --nginx -d www.example.com</w:t>
-      </w:r>
-      <w:r>
-        <w:rPr/>
-        <w:t xml:space="preserve">) and set </w:t>
-      </w:r>
-      <w:r>
-        <w:rPr>
-          <w:rFonts w:ascii="Consolas" w:hAnsi="Consolas" w:eastAsia="Consolas" w:cs="Consolas"/>
-          <w:sz w:val="18"/>
-          <w:szCs w:val="18"/>
-        </w:rPr>
-        <w:t xml:space="preserve">APP_URL=https://www.example.com</w:t>
-      </w:r>
-      <w:r>
-        <w:rPr/>
-        <w:t xml:space="preserve"> in </w:t>
-      </w:r>
-      <w:r>
-        <w:rPr>
-          <w:rFonts w:ascii="Consolas" w:hAnsi="Consolas" w:eastAsia="Consolas" w:cs="Consolas"/>
-          <w:sz w:val="18"/>
-          <w:szCs w:val="18"/>
-        </w:rPr>
-        <w:t xml:space="preserve">.env</w:t>
-      </w:r>
-      <w:r>
-        <w:rPr/>
-        <w:t xml:space="preserve">. The app already sets </w:t>
-      </w:r>
-      <w:r>
-        <w:rPr>
-          <w:rFonts w:ascii="Consolas" w:hAnsi="Consolas" w:eastAsia="Consolas" w:cs="Consolas"/>
-          <w:sz w:val="18"/>
-          <w:szCs w:val="18"/>
-        </w:rPr>
-        <w:t xml:space="preserve">trust proxy</w:t>
-      </w:r>
-      <w:r>
-        <w:rPr/>
-        <w:t xml:space="preserve"> and marks its session cookie </w:t>
-      </w:r>
-      <w:r>
-        <w:rPr>
-          <w:rFonts w:ascii="Consolas" w:hAnsi="Consolas" w:eastAsia="Consolas" w:cs="Consolas"/>
-          <w:sz w:val="18"/>
-          <w:szCs w:val="18"/>
-        </w:rPr>
-        <w:t xml:space="preserve">secure</w:t>
-      </w:r>
-      <w:r>
-        <w:rPr/>
-        <w:t xml:space="preserve"> whenever </w:t>
-      </w:r>
-      <w:r>
-        <w:rPr>
-          <w:rFonts w:ascii="Consolas" w:hAnsi="Consolas" w:eastAsia="Consolas" w:cs="Consolas"/>
-          <w:sz w:val="18"/>
-          <w:szCs w:val="18"/>
-        </w:rPr>
-        <w:t xml:space="preserve">APP_ENV</w:t>
-      </w:r>
-      <w:r>
-        <w:rPr/>
-        <w:t xml:space="preserve"> isn't </w:t>
-      </w:r>
-      <w:r>
-        <w:rPr>
-          <w:rFonts w:ascii="Consolas" w:hAnsi="Consolas" w:eastAsia="Consolas" w:cs="Consolas"/>
-          <w:sz w:val="18"/>
-          <w:szCs w:val="18"/>
-        </w:rPr>
-        <w:t xml:space="preserve">local</w:t>
-      </w:r>
-      <w:r>
-        <w:rPr/>
-        <w:t xml:space="preserve">, so HTTPS-only cookies work correctly the moment Nginx is terminating TLS in front of it — no further code change needed.</w:t>
+          <w:rFonts w:ascii="Consolas" w:hAnsi="Consolas" w:eastAsia="Consolas" w:cs="Consolas"/>
+          <w:sz w:val="18"/>
+          <w:szCs w:val="18"/>
+        </w:rPr>
+        <w:t xml:space="preserve">DB_HOST</w:t>
+      </w:r>
+      <w:r>
+        <w:rPr/>
+        <w:t xml:space="preserve">, </w:t>
+      </w:r>
+      <w:r>
+        <w:rPr>
+          <w:rFonts w:ascii="Consolas" w:hAnsi="Consolas" w:eastAsia="Consolas" w:cs="Consolas"/>
+          <w:sz w:val="18"/>
+          <w:szCs w:val="18"/>
+        </w:rPr>
+        <w:t xml:space="preserve">DB_PORT</w:t>
+      </w:r>
+      <w:r>
+        <w:rPr/>
+        <w:t xml:space="preserve">, </w:t>
+      </w:r>
+      <w:r>
+        <w:rPr>
+          <w:rFonts w:ascii="Consolas" w:hAnsi="Consolas" w:eastAsia="Consolas" w:cs="Consolas"/>
+          <w:sz w:val="18"/>
+          <w:szCs w:val="18"/>
+        </w:rPr>
+        <w:t xml:space="preserve">DB_DATABASE</w:t>
+      </w:r>
+      <w:r>
+        <w:rPr/>
+        <w:t xml:space="preserve">, </w:t>
+      </w:r>
+      <w:r>
+        <w:rPr>
+          <w:rFonts w:ascii="Consolas" w:hAnsi="Consolas" w:eastAsia="Consolas" w:cs="Consolas"/>
+          <w:sz w:val="18"/>
+          <w:szCs w:val="18"/>
+        </w:rPr>
+        <w:t xml:space="preserve">DB_USERNAME</w:t>
+      </w:r>
+      <w:r>
+        <w:rPr/>
+        <w:t xml:space="preserve">, </w:t>
+      </w:r>
+      <w:r>
+        <w:rPr>
+          <w:rFonts w:ascii="Consolas" w:hAnsi="Consolas" w:eastAsia="Consolas" w:cs="Consolas"/>
+          <w:sz w:val="18"/>
+          <w:szCs w:val="18"/>
+        </w:rPr>
+        <w:t xml:space="preserve">DB_PASSWORD</w:t>
+      </w:r>
+      <w:r>
+        <w:rPr/>
+        <w:t xml:space="preserve">, </w:t>
+      </w:r>
+      <w:r>
+        <w:rPr>
+          <w:rFonts w:ascii="Consolas" w:hAnsi="Consolas" w:eastAsia="Consolas" w:cs="Consolas"/>
+          <w:sz w:val="18"/>
+          <w:szCs w:val="18"/>
+        </w:rPr>
+        <w:t xml:space="preserve">DB_CHARSET=utf8mb4</w:t>
+      </w:r>
+      <w:r>
+        <w:rPr/>
+        <w:t xml:space="preserve">; optional </w:t>
+      </w:r>
+      <w:r>
+        <w:rPr>
+          <w:rFonts w:ascii="Consolas" w:hAnsi="Consolas" w:eastAsia="Consolas" w:cs="Consolas"/>
+          <w:sz w:val="18"/>
+          <w:szCs w:val="18"/>
+        </w:rPr>
+        <w:t xml:space="preserve">DB_POOL_SIZE</w:t>
+      </w:r>
+      <w:r>
+        <w:rPr/>
+        <w:t xml:space="preserve"> (connection pool size, 10 when not set).</w:t>
       </w:r>
     </w:p>
     <w:p>
@@ -1809,6 +1941,902 @@
       </w:pPr>
       <w:r>
         <w:rPr>
+          <w:rFonts w:ascii="Consolas" w:hAnsi="Consolas" w:eastAsia="Consolas" w:cs="Consolas"/>
+          <w:sz w:val="18"/>
+          <w:szCs w:val="18"/>
+        </w:rPr>
+        <w:t xml:space="preserve">SMTP_HOST</w:t>
+      </w:r>
+      <w:r>
+        <w:rPr/>
+        <w:t xml:space="preserve">, </w:t>
+      </w:r>
+      <w:r>
+        <w:rPr>
+          <w:rFonts w:ascii="Consolas" w:hAnsi="Consolas" w:eastAsia="Consolas" w:cs="Consolas"/>
+          <w:sz w:val="18"/>
+          <w:szCs w:val="18"/>
+        </w:rPr>
+        <w:t xml:space="preserve">SMTP_PORT</w:t>
+      </w:r>
+      <w:r>
+        <w:rPr/>
+        <w:t xml:space="preserve">, </w:t>
+      </w:r>
+      <w:r>
+        <w:rPr>
+          <w:rFonts w:ascii="Consolas" w:hAnsi="Consolas" w:eastAsia="Consolas" w:cs="Consolas"/>
+          <w:sz w:val="18"/>
+          <w:szCs w:val="18"/>
+        </w:rPr>
+        <w:t xml:space="preserve">SMTP_USERNAME</w:t>
+      </w:r>
+      <w:r>
+        <w:rPr/>
+        <w:t xml:space="preserve">, </w:t>
+      </w:r>
+      <w:r>
+        <w:rPr>
+          <w:rFonts w:ascii="Consolas" w:hAnsi="Consolas" w:eastAsia="Consolas" w:cs="Consolas"/>
+          <w:sz w:val="18"/>
+          <w:szCs w:val="18"/>
+        </w:rPr>
+        <w:t xml:space="preserve">SMTP_PASSWORD</w:t>
+      </w:r>
+      <w:r>
+        <w:rPr/>
+        <w:t xml:space="preserve">, </w:t>
+      </w:r>
+      <w:r>
+        <w:rPr>
+          <w:rFonts w:ascii="Consolas" w:hAnsi="Consolas" w:eastAsia="Consolas" w:cs="Consolas"/>
+          <w:sz w:val="18"/>
+          <w:szCs w:val="18"/>
+        </w:rPr>
+        <w:t xml:space="preserve">SMTP_ENCRYPTION</w:t>
+      </w:r>
+      <w:r>
+        <w:rPr/>
+        <w:t xml:space="preserve"> (</w:t>
+      </w:r>
+      <w:r>
+        <w:rPr>
+          <w:rFonts w:ascii="Consolas" w:hAnsi="Consolas" w:eastAsia="Consolas" w:cs="Consolas"/>
+          <w:sz w:val="18"/>
+          <w:szCs w:val="18"/>
+        </w:rPr>
+        <w:t xml:space="preserve">tls</w:t>
+      </w:r>
+      <w:r>
+        <w:rPr/>
+        <w:t xml:space="preserve"> = STARTTLS, usually port 587; </w:t>
+      </w:r>
+      <w:r>
+        <w:rPr>
+          <w:rFonts w:ascii="Consolas" w:hAnsi="Consolas" w:eastAsia="Consolas" w:cs="Consolas"/>
+          <w:sz w:val="18"/>
+          <w:szCs w:val="18"/>
+        </w:rPr>
+        <w:t xml:space="preserve">ssl</w:t>
+      </w:r>
+      <w:r>
+        <w:rPr/>
+        <w:t xml:space="preserve"> = implicit TLS, usually port 465), </w:t>
+      </w:r>
+      <w:r>
+        <w:rPr>
+          <w:rFonts w:ascii="Consolas" w:hAnsi="Consolas" w:eastAsia="Consolas" w:cs="Consolas"/>
+          <w:sz w:val="18"/>
+          <w:szCs w:val="18"/>
+        </w:rPr>
+        <w:t xml:space="preserve">SMTP_FROM_ADDRESS</w:t>
+      </w:r>
+      <w:r>
+        <w:rPr/>
+        <w:t xml:space="preserve">, </w:t>
+      </w:r>
+      <w:r>
+        <w:rPr>
+          <w:rFonts w:ascii="Consolas" w:hAnsi="Consolas" w:eastAsia="Consolas" w:cs="Consolas"/>
+          <w:sz w:val="18"/>
+          <w:szCs w:val="18"/>
+        </w:rPr>
+        <w:t xml:space="preserve">SMTP_FROM_NAME</w:t>
+      </w:r>
+      <w:r>
+        <w:rPr/>
+        <w:t xml:space="preserve">. All mail goes through this SMTP server (Bluehost); Zoho Mail is not used to send.</w:t>
+      </w:r>
+    </w:p>
+    <w:p>
+      <w:pPr>
+        <w:spacing w:after="60"/>
+        <w:numPr>
+          <w:ilvl w:val="0"/>
+          <w:numId w:val="6"/>
+        </w:numPr>
+      </w:pPr>
+      <w:r>
+        <w:rPr>
+          <w:rFonts w:ascii="Consolas" w:hAnsi="Consolas" w:eastAsia="Consolas" w:cs="Consolas"/>
+          <w:sz w:val="18"/>
+          <w:szCs w:val="18"/>
+        </w:rPr>
+        <w:t xml:space="preserve">ZOHO_INTEGRATION_ENABLED</w:t>
+      </w:r>
+      <w:r>
+        <w:rPr/>
+        <w:t xml:space="preserve">, </w:t>
+      </w:r>
+      <w:r>
+        <w:rPr>
+          <w:rFonts w:ascii="Consolas" w:hAnsi="Consolas" w:eastAsia="Consolas" w:cs="Consolas"/>
+          <w:sz w:val="18"/>
+          <w:szCs w:val="18"/>
+        </w:rPr>
+        <w:t xml:space="preserve">ZOHO_ENVIRONMENT</w:t>
+      </w:r>
+      <w:r>
+        <w:rPr/>
+        <w:t xml:space="preserve">, </w:t>
+      </w:r>
+      <w:r>
+        <w:rPr>
+          <w:rFonts w:ascii="Consolas" w:hAnsi="Consolas" w:eastAsia="Consolas" w:cs="Consolas"/>
+          <w:sz w:val="18"/>
+          <w:szCs w:val="18"/>
+        </w:rPr>
+        <w:t xml:space="preserve">ZOHO_EINVOICE_ENABLED</w:t>
+      </w:r>
+      <w:r>
+        <w:rPr/>
+        <w:t xml:space="preserve"> — always written out, never commented out. Until Zoho Books goes live: </w:t>
+      </w:r>
+      <w:r>
+        <w:rPr>
+          <w:rFonts w:ascii="Consolas" w:hAnsi="Consolas" w:eastAsia="Consolas" w:cs="Consolas"/>
+          <w:sz w:val="18"/>
+          <w:szCs w:val="18"/>
+        </w:rPr>
+        <w:t xml:space="preserve">false</w:t>
+      </w:r>
+      <w:r>
+        <w:rPr/>
+        <w:t xml:space="preserve">, </w:t>
+      </w:r>
+      <w:r>
+        <w:rPr>
+          <w:rFonts w:ascii="Consolas" w:hAnsi="Consolas" w:eastAsia="Consolas" w:cs="Consolas"/>
+          <w:sz w:val="18"/>
+          <w:szCs w:val="18"/>
+        </w:rPr>
+        <w:t xml:space="preserve">test</w:t>
+      </w:r>
+      <w:r>
+        <w:rPr/>
+        <w:t xml:space="preserve">, </w:t>
+      </w:r>
+      <w:r>
+        <w:rPr>
+          <w:rFonts w:ascii="Consolas" w:hAnsi="Consolas" w:eastAsia="Consolas" w:cs="Consolas"/>
+          <w:sz w:val="18"/>
+          <w:szCs w:val="18"/>
+        </w:rPr>
+        <w:t xml:space="preserve">false</w:t>
+      </w:r>
+      <w:r>
+        <w:rPr/>
+        <w:t xml:space="preserve">. On the live server, only at go-live: </w:t>
+      </w:r>
+      <w:r>
+        <w:rPr>
+          <w:rFonts w:ascii="Consolas" w:hAnsi="Consolas" w:eastAsia="Consolas" w:cs="Consolas"/>
+          <w:sz w:val="18"/>
+          <w:szCs w:val="18"/>
+        </w:rPr>
+        <w:t xml:space="preserve">true</w:t>
+      </w:r>
+      <w:r>
+        <w:rPr/>
+        <w:t xml:space="preserve"> and </w:t>
+      </w:r>
+      <w:r>
+        <w:rPr>
+          <w:rFonts w:ascii="Consolas" w:hAnsi="Consolas" w:eastAsia="Consolas" w:cs="Consolas"/>
+          <w:sz w:val="18"/>
+          <w:szCs w:val="18"/>
+        </w:rPr>
+        <w:t xml:space="preserve">production</w:t>
+      </w:r>
+      <w:r>
+        <w:rPr/>
+        <w:t xml:space="preserve">, with </w:t>
+      </w:r>
+      <w:r>
+        <w:rPr>
+          <w:rFonts w:ascii="Consolas" w:hAnsi="Consolas" w:eastAsia="Consolas" w:cs="Consolas"/>
+          <w:sz w:val="18"/>
+          <w:szCs w:val="18"/>
+        </w:rPr>
+        <w:t xml:space="preserve">ZOHO_EINVOICE_ENABLED=false</w:t>
+      </w:r>
+      <w:r>
+        <w:rPr/>
+        <w:t xml:space="preserve"> until NexaCrest must e-invoice. A missing or misspelt value counts as off / test / off. The Zoho Books login (client ID, secret, refresh token, organization ID) is not in </w:t>
+      </w:r>
+      <w:r>
+        <w:rPr>
+          <w:rFonts w:ascii="Consolas" w:hAnsi="Consolas" w:eastAsia="Consolas" w:cs="Consolas"/>
+          <w:sz w:val="18"/>
+          <w:szCs w:val="18"/>
+        </w:rPr>
+        <w:t xml:space="preserve">.env</w:t>
+      </w:r>
+      <w:r>
+        <w:rPr/>
+        <w:t xml:space="preserve">; it is entered under Admin → Company Settings → Zoho Books. See "Zoho Books go-live" below.</w:t>
+      </w:r>
+    </w:p>
+    <w:p>
+      <w:pPr>
+        <w:spacing w:after="60"/>
+        <w:numPr>
+          <w:ilvl w:val="0"/>
+          <w:numId w:val="6"/>
+        </w:numPr>
+      </w:pPr>
+      <w:r>
+        <w:rPr>
+          <w:rFonts w:ascii="Consolas" w:hAnsi="Consolas" w:eastAsia="Consolas" w:cs="Consolas"/>
+          <w:sz w:val="18"/>
+          <w:szCs w:val="18"/>
+        </w:rPr>
+        <w:t xml:space="preserve">SMS_GATEWAY_PROVIDER</w:t>
+      </w:r>
+      <w:r>
+        <w:rPr/>
+        <w:t xml:space="preserve">, </w:t>
+      </w:r>
+      <w:r>
+        <w:rPr>
+          <w:rFonts w:ascii="Consolas" w:hAnsi="Consolas" w:eastAsia="Consolas" w:cs="Consolas"/>
+          <w:sz w:val="18"/>
+          <w:szCs w:val="18"/>
+        </w:rPr>
+        <w:t xml:space="preserve">SMS_GATEWAY_API_KEY</w:t>
+      </w:r>
+      <w:r>
+        <w:rPr/>
+        <w:t xml:space="preserve">, </w:t>
+      </w:r>
+      <w:r>
+        <w:rPr>
+          <w:rFonts w:ascii="Consolas" w:hAnsi="Consolas" w:eastAsia="Consolas" w:cs="Consolas"/>
+          <w:sz w:val="18"/>
+          <w:szCs w:val="18"/>
+        </w:rPr>
+        <w:t xml:space="preserve">SMS_GATEWAY_SENDER_ID</w:t>
+      </w:r>
+      <w:r>
+        <w:rPr/>
+        <w:t xml:space="preserve"> — optional; leave blank for email 2FA only.</w:t>
+      </w:r>
+    </w:p>
+    <w:p>
+      <w:pPr>
+        <w:spacing w:after="60"/>
+        <w:numPr>
+          <w:ilvl w:val="0"/>
+          <w:numId w:val="6"/>
+        </w:numPr>
+      </w:pPr>
+      <w:r>
+        <w:rPr>
+          <w:rFonts w:ascii="Consolas" w:hAnsi="Consolas" w:eastAsia="Consolas" w:cs="Consolas"/>
+          <w:sz w:val="18"/>
+          <w:szCs w:val="18"/>
+        </w:rPr>
+        <w:t xml:space="preserve">PUPPETEER_EXECUTABLE_PATH</w:t>
+      </w:r>
+      <w:r>
+        <w:rPr/>
+        <w:t xml:space="preserve"> — the Chromium path from step 4. </w:t>
+      </w:r>
+      <w:r>
+        <w:rPr>
+          <w:rFonts w:ascii="Consolas" w:hAnsi="Consolas" w:eastAsia="Consolas" w:cs="Consolas"/>
+          <w:sz w:val="18"/>
+          <w:szCs w:val="18"/>
+        </w:rPr>
+        <w:t xml:space="preserve">RUN_JOBS_IN_PROCESS=false</w:t>
+      </w:r>
+      <w:r>
+        <w:rPr/>
+        <w:t xml:space="preserve"> (default) when the jobs run from cron — see "Background jobs".</w:t>
+      </w:r>
+    </w:p>
+    <w:p>
+      <w:pPr>
+        <w:spacing w:after="160"/>
+      </w:pPr>
+      <w:r>
+        <w:rPr>
+          <w:b w:val="1"/>
+          <w:bCs w:val="1"/>
+        </w:rPr>
+        <w:t xml:space="preserve">Storage folder and permissions.</w:t>
+      </w:r>
+      <w:r>
+        <w:rPr/>
+        <w:t xml:space="preserve"> </w:t>
+      </w:r>
+      <w:r>
+        <w:rPr>
+          <w:rFonts w:ascii="Consolas" w:hAnsi="Consolas" w:eastAsia="Consolas" w:cs="Consolas"/>
+          <w:sz w:val="18"/>
+          <w:szCs w:val="18"/>
+        </w:rPr>
+        <w:t xml:space="preserve">STORAGE_BASE_PATH</w:t>
+      </w:r>
+      <w:r>
+        <w:rPr/>
+        <w:t xml:space="preserve"> must be writable by the user that runs the app (the PM2 or systemd user) and by the user cron runs the jobs as: generated PDFs/DOCX, uploads and the per-order folders are written there. For example </w:t>
+      </w:r>
+      <w:r>
+        <w:rPr>
+          <w:rFonts w:ascii="Consolas" w:hAnsi="Consolas" w:eastAsia="Consolas" w:cs="Consolas"/>
+          <w:sz w:val="18"/>
+          <w:szCs w:val="18"/>
+        </w:rPr>
+        <w:t xml:space="preserve">sudo chown -R &lt;app-user&gt;: /opt/nexacrest_node/storage /var/log/nexacrest</w:t>
+      </w:r>
+      <w:r>
+        <w:rPr/>
+        <w:t xml:space="preserve">. Keep </w:t>
+      </w:r>
+      <w:r>
+        <w:rPr>
+          <w:rFonts w:ascii="Consolas" w:hAnsi="Consolas" w:eastAsia="Consolas" w:cs="Consolas"/>
+          <w:sz w:val="18"/>
+          <w:szCs w:val="18"/>
+        </w:rPr>
+        <w:t xml:space="preserve">.env</w:t>
+      </w:r>
+      <w:r>
+        <w:rPr/>
+        <w:t xml:space="preserve"> readable by that user only (</w:t>
+      </w:r>
+      <w:r>
+        <w:rPr>
+          <w:rFonts w:ascii="Consolas" w:hAnsi="Consolas" w:eastAsia="Consolas" w:cs="Consolas"/>
+          <w:sz w:val="18"/>
+          <w:szCs w:val="18"/>
+        </w:rPr>
+        <w:t xml:space="preserve">chmod 600 .env</w:t>
+      </w:r>
+      <w:r>
+        <w:rPr/>
+        <w:t xml:space="preserve">). Neither folder may be inside anything Nginx serves.</w:t>
+      </w:r>
+    </w:p>
+    <w:p>
+      <w:pPr>
+        <w:spacing w:after="60"/>
+        <w:numPr>
+          <w:ilvl w:val="0"/>
+          <w:numId w:val="6"/>
+        </w:numPr>
+      </w:pPr>
+      <w:r>
+        <w:rPr>
+          <w:b w:val="1"/>
+          <w:bCs w:val="1"/>
+        </w:rPr>
+        <w:t xml:space="preserve">No `npm install` needed</w:t>
+      </w:r>
+      <w:r>
+        <w:rPr/>
+        <w:t xml:space="preserve"> — </w:t>
+      </w:r>
+      <w:r>
+        <w:rPr>
+          <w:rFonts w:ascii="Consolas" w:hAnsi="Consolas" w:eastAsia="Consolas" w:cs="Consolas"/>
+          <w:sz w:val="18"/>
+          <w:szCs w:val="18"/>
+        </w:rPr>
+        <w:t xml:space="preserve">node_modules/</w:t>
+      </w:r>
+      <w:r>
+        <w:rPr/>
+        <w:t xml:space="preserve"> ships already built (see "About the node_modules folder" below). Just start the app:</w:t>
+      </w:r>
+    </w:p>
+    <w:p>
+      <w:pPr>
+        <w:pStyle w:val="codeblock"/>
+      </w:pPr>
+      <w:r>
+        <w:rPr>
+          <w:rFonts w:ascii="Consolas" w:hAnsi="Consolas" w:eastAsia="Consolas" w:cs="Consolas"/>
+          <w:color w:val="1E3A5F"/>
+          <w:sz w:val="18"/>
+          <w:szCs w:val="18"/>
+        </w:rPr>
+        <w:t xml:space="preserve">   cd /opt/nexacrest_node/app</w:t>
+      </w:r>
+      <w:br/>
+      <w:r>
+        <w:rPr>
+          <w:rFonts w:ascii="Consolas" w:hAnsi="Consolas" w:eastAsia="Consolas" w:cs="Consolas"/>
+          <w:color w:val="1E3A5F"/>
+          <w:sz w:val="18"/>
+          <w:szCs w:val="18"/>
+        </w:rPr>
+        <w:t xml:space="preserve">   node src/server.js</w:t>
+      </w:r>
+    </w:p>
+    <w:p>
+      <w:pPr>
+        <w:spacing w:after="160"/>
+      </w:pPr>
+      <w:r>
+        <w:rPr/>
+        <w:t xml:space="preserve">You should see </w:t>
+      </w:r>
+      <w:r>
+        <w:rPr>
+          <w:rFonts w:ascii="Consolas" w:hAnsi="Consolas" w:eastAsia="Consolas" w:cs="Consolas"/>
+          <w:sz w:val="18"/>
+          <w:szCs w:val="18"/>
+        </w:rPr>
+        <w:t xml:space="preserve">NexaCrest (Node/MySQL) listening on port 3000 [APP_ENV=production]</w:t>
+      </w:r>
+      <w:r>
+        <w:rPr/>
+        <w:t xml:space="preserve">. Ctrl-C to stop — for real deployment, use PM2 instead (next step) so it survives reboots and crashes.</w:t>
+      </w:r>
+    </w:p>
+    <w:p>
+      <w:pPr>
+        <w:spacing w:after="60"/>
+        <w:numPr>
+          <w:ilvl w:val="0"/>
+          <w:numId w:val="6"/>
+        </w:numPr>
+      </w:pPr>
+      <w:r>
+        <w:rPr>
+          <w:b w:val="1"/>
+          <w:bCs w:val="1"/>
+        </w:rPr>
+        <w:t xml:space="preserve">Run it under PM2:</w:t>
+      </w:r>
+    </w:p>
+    <w:p>
+      <w:pPr>
+        <w:pStyle w:val="codeblock"/>
+      </w:pPr>
+      <w:r>
+        <w:rPr>
+          <w:rFonts w:ascii="Consolas" w:hAnsi="Consolas" w:eastAsia="Consolas" w:cs="Consolas"/>
+          <w:color w:val="1E3A5F"/>
+          <w:sz w:val="18"/>
+          <w:szCs w:val="18"/>
+        </w:rPr>
+        <w:t xml:space="preserve">   sudo npm install -g pm2</w:t>
+      </w:r>
+      <w:br/>
+      <w:r>
+        <w:rPr>
+          <w:rFonts w:ascii="Consolas" w:hAnsi="Consolas" w:eastAsia="Consolas" w:cs="Consolas"/>
+          <w:color w:val="1E3A5F"/>
+          <w:sz w:val="18"/>
+          <w:szCs w:val="18"/>
+        </w:rPr>
+        <w:t xml:space="preserve">   cd /opt/nexacrest_node/app</w:t>
+      </w:r>
+      <w:br/>
+      <w:r>
+        <w:rPr>
+          <w:rFonts w:ascii="Consolas" w:hAnsi="Consolas" w:eastAsia="Consolas" w:cs="Consolas"/>
+          <w:color w:val="1E3A5F"/>
+          <w:sz w:val="18"/>
+          <w:szCs w:val="18"/>
+        </w:rPr>
+        <w:t xml:space="preserve">   pm2 start src/server.js --name nexacrest</w:t>
+      </w:r>
+      <w:br/>
+      <w:r>
+        <w:rPr>
+          <w:rFonts w:ascii="Consolas" w:hAnsi="Consolas" w:eastAsia="Consolas" w:cs="Consolas"/>
+          <w:color w:val="1E3A5F"/>
+          <w:sz w:val="18"/>
+          <w:szCs w:val="18"/>
+        </w:rPr>
+        <w:t xml:space="preserve">   pm2 save</w:t>
+      </w:r>
+      <w:br/>
+      <w:r>
+        <w:rPr>
+          <w:rFonts w:ascii="Consolas" w:hAnsi="Consolas" w:eastAsia="Consolas" w:cs="Consolas"/>
+          <w:color w:val="1E3A5F"/>
+          <w:sz w:val="18"/>
+          <w:szCs w:val="18"/>
+        </w:rPr>
+        <w:t xml:space="preserve">   pm2 startup   # follow the one printed command to enable on-boot start</w:t>
+      </w:r>
+    </w:p>
+    <w:p>
+      <w:pPr>
+        <w:spacing w:after="160"/>
+      </w:pPr>
+      <w:r>
+        <w:rPr>
+          <w:rFonts w:ascii="Consolas" w:hAnsi="Consolas" w:eastAsia="Consolas" w:cs="Consolas"/>
+          <w:sz w:val="18"/>
+          <w:szCs w:val="18"/>
+        </w:rPr>
+        <w:t xml:space="preserve">pm2 logs nexacrest</w:t>
+      </w:r>
+      <w:r>
+        <w:rPr/>
+        <w:t xml:space="preserve">, </w:t>
+      </w:r>
+      <w:r>
+        <w:rPr>
+          <w:rFonts w:ascii="Consolas" w:hAnsi="Consolas" w:eastAsia="Consolas" w:cs="Consolas"/>
+          <w:sz w:val="18"/>
+          <w:szCs w:val="18"/>
+        </w:rPr>
+        <w:t xml:space="preserve">pm2 restart nexacrest</w:t>
+      </w:r>
+      <w:r>
+        <w:rPr/>
+        <w:t xml:space="preserve">, </w:t>
+      </w:r>
+      <w:r>
+        <w:rPr>
+          <w:rFonts w:ascii="Consolas" w:hAnsi="Consolas" w:eastAsia="Consolas" w:cs="Consolas"/>
+          <w:sz w:val="18"/>
+          <w:szCs w:val="18"/>
+        </w:rPr>
+        <w:t xml:space="preserve">pm2 stop nexacrest</w:t>
+      </w:r>
+      <w:r>
+        <w:rPr/>
+        <w:t xml:space="preserve"> are your day-to-day commands. </w:t>
+      </w:r>
+      <w:r>
+        <w:rPr>
+          <w:b w:val="1"/>
+          <w:bCs w:val="1"/>
+        </w:rPr>
+        <w:t xml:space="preserve">If you'd rather use systemd instead of PM2</w:t>
+      </w:r>
+      <w:r>
+        <w:rPr/>
+        <w:t xml:space="preserve">, a plain unit file works identically — </w:t>
+      </w:r>
+      <w:r>
+        <w:rPr>
+          <w:rFonts w:ascii="Consolas" w:hAnsi="Consolas" w:eastAsia="Consolas" w:cs="Consolas"/>
+          <w:sz w:val="18"/>
+          <w:szCs w:val="18"/>
+        </w:rPr>
+        <w:t xml:space="preserve">ExecStart=/usr/bin/node /opt/nexacrest_node/app/src/server.js</w:t>
+      </w:r>
+      <w:r>
+        <w:rPr/>
+        <w:t xml:space="preserve">, </w:t>
+      </w:r>
+      <w:r>
+        <w:rPr>
+          <w:rFonts w:ascii="Consolas" w:hAnsi="Consolas" w:eastAsia="Consolas" w:cs="Consolas"/>
+          <w:sz w:val="18"/>
+          <w:szCs w:val="18"/>
+        </w:rPr>
+        <w:t xml:space="preserve">Restart=always</w:t>
+      </w:r>
+      <w:r>
+        <w:rPr/>
+        <w:t xml:space="preserve">, </w:t>
+      </w:r>
+      <w:r>
+        <w:rPr>
+          <w:rFonts w:ascii="Consolas" w:hAnsi="Consolas" w:eastAsia="Consolas" w:cs="Consolas"/>
+          <w:sz w:val="18"/>
+          <w:szCs w:val="18"/>
+        </w:rPr>
+        <w:t xml:space="preserve">WorkingDirectory=/opt/nexacrest_node/app</w:t>
+      </w:r>
+      <w:r>
+        <w:rPr/>
+        <w:t xml:space="preserve">, </w:t>
+      </w:r>
+      <w:r>
+        <w:rPr>
+          <w:rFonts w:ascii="Consolas" w:hAnsi="Consolas" w:eastAsia="Consolas" w:cs="Consolas"/>
+          <w:sz w:val="18"/>
+          <w:szCs w:val="18"/>
+        </w:rPr>
+        <w:t xml:space="preserve">EnvironmentFile</w:t>
+      </w:r>
+      <w:r>
+        <w:rPr/>
+        <w:t xml:space="preserve"> isn't needed since the app reads </w:t>
+      </w:r>
+      <w:r>
+        <w:rPr>
+          <w:rFonts w:ascii="Consolas" w:hAnsi="Consolas" w:eastAsia="Consolas" w:cs="Consolas"/>
+          <w:sz w:val="18"/>
+          <w:szCs w:val="18"/>
+        </w:rPr>
+        <w:t xml:space="preserve">.env</w:t>
+      </w:r>
+      <w:r>
+        <w:rPr/>
+        <w:t xml:space="preserve"> itself via </w:t>
+      </w:r>
+      <w:r>
+        <w:rPr>
+          <w:rFonts w:ascii="Consolas" w:hAnsi="Consolas" w:eastAsia="Consolas" w:cs="Consolas"/>
+          <w:sz w:val="18"/>
+          <w:szCs w:val="18"/>
+        </w:rPr>
+        <w:t xml:space="preserve">dotenv</w:t>
+      </w:r>
+      <w:r>
+        <w:rPr/>
+        <w:t xml:space="preserve">. Either supervisor is fine; don't run both.</w:t>
+      </w:r>
+    </w:p>
+    <w:p>
+      <w:pPr>
+        <w:spacing w:after="60"/>
+        <w:numPr>
+          <w:ilvl w:val="0"/>
+          <w:numId w:val="6"/>
+        </w:numPr>
+      </w:pPr>
+      <w:r>
+        <w:rPr>
+          <w:b w:val="1"/>
+          <w:bCs w:val="1"/>
+        </w:rPr>
+        <w:t xml:space="preserve">Put Nginx in front of it</w:t>
+      </w:r>
+      <w:r>
+        <w:rPr/>
+        <w:t xml:space="preserve"> — a minimal reverse-proxy server block:</w:t>
+      </w:r>
+    </w:p>
+    <w:p>
+      <w:pPr>
+        <w:pStyle w:val="codeblock"/>
+      </w:pPr>
+      <w:r>
+        <w:rPr>
+          <w:rFonts w:ascii="Consolas" w:hAnsi="Consolas" w:eastAsia="Consolas" w:cs="Consolas"/>
+          <w:color w:val="1E3A5F"/>
+          <w:sz w:val="18"/>
+          <w:szCs w:val="18"/>
+        </w:rPr>
+        <w:t xml:space="preserve">   server {</w:t>
+      </w:r>
+      <w:br/>
+      <w:r>
+        <w:rPr>
+          <w:rFonts w:ascii="Consolas" w:hAnsi="Consolas" w:eastAsia="Consolas" w:cs="Consolas"/>
+          <w:color w:val="1E3A5F"/>
+          <w:sz w:val="18"/>
+          <w:szCs w:val="18"/>
+        </w:rPr>
+        <w:t xml:space="preserve">       listen 80;</w:t>
+      </w:r>
+      <w:br/>
+      <w:r>
+        <w:rPr>
+          <w:rFonts w:ascii="Consolas" w:hAnsi="Consolas" w:eastAsia="Consolas" w:cs="Consolas"/>
+          <w:color w:val="1E3A5F"/>
+          <w:sz w:val="18"/>
+          <w:szCs w:val="18"/>
+        </w:rPr>
+        <w:t xml:space="preserve">       server_name www.example.com;</w:t>
+      </w:r>
+      <w:br/>
+      <w:r>
+        <w:rPr>
+          <w:rFonts w:ascii="Consolas" w:hAnsi="Consolas" w:eastAsia="Consolas" w:cs="Consolas"/>
+          <w:color w:val="1E3A5F"/>
+          <w:sz w:val="18"/>
+          <w:szCs w:val="18"/>
+        </w:rPr>
+        <w:t xml:space="preserve">       location / {</w:t>
+      </w:r>
+      <w:br/>
+      <w:r>
+        <w:rPr>
+          <w:rFonts w:ascii="Consolas" w:hAnsi="Consolas" w:eastAsia="Consolas" w:cs="Consolas"/>
+          <w:color w:val="1E3A5F"/>
+          <w:sz w:val="18"/>
+          <w:szCs w:val="18"/>
+        </w:rPr>
+        <w:t xml:space="preserve">           proxy_pass http://127.0.0.1:3000;</w:t>
+      </w:r>
+      <w:br/>
+      <w:r>
+        <w:rPr>
+          <w:rFonts w:ascii="Consolas" w:hAnsi="Consolas" w:eastAsia="Consolas" w:cs="Consolas"/>
+          <w:color w:val="1E3A5F"/>
+          <w:sz w:val="18"/>
+          <w:szCs w:val="18"/>
+        </w:rPr>
+        <w:t xml:space="preserve">           proxy_set_header Host $host;</w:t>
+      </w:r>
+      <w:br/>
+      <w:r>
+        <w:rPr>
+          <w:rFonts w:ascii="Consolas" w:hAnsi="Consolas" w:eastAsia="Consolas" w:cs="Consolas"/>
+          <w:color w:val="1E3A5F"/>
+          <w:sz w:val="18"/>
+          <w:szCs w:val="18"/>
+        </w:rPr>
+        <w:t xml:space="preserve">           proxy_set_header X-Real-IP $remote_addr;</w:t>
+      </w:r>
+      <w:br/>
+      <w:r>
+        <w:rPr>
+          <w:rFonts w:ascii="Consolas" w:hAnsi="Consolas" w:eastAsia="Consolas" w:cs="Consolas"/>
+          <w:color w:val="1E3A5F"/>
+          <w:sz w:val="18"/>
+          <w:szCs w:val="18"/>
+        </w:rPr>
+        <w:t xml:space="preserve">           proxy_set_header X-Forwarded-For $proxy_add_x_forwarded_for;</w:t>
+      </w:r>
+      <w:br/>
+      <w:r>
+        <w:rPr>
+          <w:rFonts w:ascii="Consolas" w:hAnsi="Consolas" w:eastAsia="Consolas" w:cs="Consolas"/>
+          <w:color w:val="1E3A5F"/>
+          <w:sz w:val="18"/>
+          <w:szCs w:val="18"/>
+        </w:rPr>
+        <w:t xml:space="preserve">           proxy_set_header X-Forwarded-Proto $scheme;</w:t>
+      </w:r>
+      <w:br/>
+      <w:r>
+        <w:rPr>
+          <w:rFonts w:ascii="Consolas" w:hAnsi="Consolas" w:eastAsia="Consolas" w:cs="Consolas"/>
+          <w:color w:val="1E3A5F"/>
+          <w:sz w:val="18"/>
+          <w:szCs w:val="18"/>
+        </w:rPr>
+        <w:t xml:space="preserve">       }</w:t>
+      </w:r>
+      <w:br/>
+      <w:r>
+        <w:rPr>
+          <w:rFonts w:ascii="Consolas" w:hAnsi="Consolas" w:eastAsia="Consolas" w:cs="Consolas"/>
+          <w:color w:val="1E3A5F"/>
+          <w:sz w:val="18"/>
+          <w:szCs w:val="18"/>
+        </w:rPr>
+        <w:t xml:space="preserve">       client_max_body_size 20M;   # file uploads go up to 15MB — leave headroom</w:t>
+      </w:r>
+      <w:br/>
+      <w:r>
+        <w:rPr>
+          <w:rFonts w:ascii="Consolas" w:hAnsi="Consolas" w:eastAsia="Consolas" w:cs="Consolas"/>
+          <w:color w:val="1E3A5F"/>
+          <w:sz w:val="18"/>
+          <w:szCs w:val="18"/>
+        </w:rPr>
+        <w:t xml:space="preserve">   }</w:t>
+      </w:r>
+    </w:p>
+    <w:p>
+      <w:pPr>
+        <w:spacing w:after="160"/>
+      </w:pPr>
+      <w:r>
+        <w:rPr/>
+        <w:t xml:space="preserve">Then get a real TLS certificate (</w:t>
+      </w:r>
+      <w:r>
+        <w:rPr>
+          <w:rFonts w:ascii="Consolas" w:hAnsi="Consolas" w:eastAsia="Consolas" w:cs="Consolas"/>
+          <w:sz w:val="18"/>
+          <w:szCs w:val="18"/>
+        </w:rPr>
+        <w:t xml:space="preserve">sudo certbot --nginx -d www.example.com</w:t>
+      </w:r>
+      <w:r>
+        <w:rPr/>
+        <w:t xml:space="preserve">) and set </w:t>
+      </w:r>
+      <w:r>
+        <w:rPr>
+          <w:rFonts w:ascii="Consolas" w:hAnsi="Consolas" w:eastAsia="Consolas" w:cs="Consolas"/>
+          <w:sz w:val="18"/>
+          <w:szCs w:val="18"/>
+        </w:rPr>
+        <w:t xml:space="preserve">APP_URL=https://www.example.com</w:t>
+      </w:r>
+      <w:r>
+        <w:rPr/>
+        <w:t xml:space="preserve"> in </w:t>
+      </w:r>
+      <w:r>
+        <w:rPr>
+          <w:rFonts w:ascii="Consolas" w:hAnsi="Consolas" w:eastAsia="Consolas" w:cs="Consolas"/>
+          <w:sz w:val="18"/>
+          <w:szCs w:val="18"/>
+        </w:rPr>
+        <w:t xml:space="preserve">.env</w:t>
+      </w:r>
+      <w:r>
+        <w:rPr/>
+        <w:t xml:space="preserve">. The app already sets </w:t>
+      </w:r>
+      <w:r>
+        <w:rPr>
+          <w:rFonts w:ascii="Consolas" w:hAnsi="Consolas" w:eastAsia="Consolas" w:cs="Consolas"/>
+          <w:sz w:val="18"/>
+          <w:szCs w:val="18"/>
+        </w:rPr>
+        <w:t xml:space="preserve">trust proxy</w:t>
+      </w:r>
+      <w:r>
+        <w:rPr/>
+        <w:t xml:space="preserve"> and marks its session cookie </w:t>
+      </w:r>
+      <w:r>
+        <w:rPr>
+          <w:rFonts w:ascii="Consolas" w:hAnsi="Consolas" w:eastAsia="Consolas" w:cs="Consolas"/>
+          <w:sz w:val="18"/>
+          <w:szCs w:val="18"/>
+        </w:rPr>
+        <w:t xml:space="preserve">secure</w:t>
+      </w:r>
+      <w:r>
+        <w:rPr/>
+        <w:t xml:space="preserve"> whenever </w:t>
+      </w:r>
+      <w:r>
+        <w:rPr>
+          <w:rFonts w:ascii="Consolas" w:hAnsi="Consolas" w:eastAsia="Consolas" w:cs="Consolas"/>
+          <w:sz w:val="18"/>
+          <w:szCs w:val="18"/>
+        </w:rPr>
+        <w:t xml:space="preserve">APP_ENV</w:t>
+      </w:r>
+      <w:r>
+        <w:rPr/>
+        <w:t xml:space="preserve"> isn't </w:t>
+      </w:r>
+      <w:r>
+        <w:rPr>
+          <w:rFonts w:ascii="Consolas" w:hAnsi="Consolas" w:eastAsia="Consolas" w:cs="Consolas"/>
+          <w:sz w:val="18"/>
+          <w:szCs w:val="18"/>
+        </w:rPr>
+        <w:t xml:space="preserve">local</w:t>
+      </w:r>
+      <w:r>
+        <w:rPr/>
+        <w:t xml:space="preserve">, so HTTPS-only cookies work correctly the moment Nginx is terminating TLS in front of it — no further code change needed.</w:t>
+      </w:r>
+    </w:p>
+    <w:p>
+      <w:pPr>
+        <w:spacing w:after="60"/>
+        <w:numPr>
+          <w:ilvl w:val="0"/>
+          <w:numId w:val="6"/>
+        </w:numPr>
+      </w:pPr>
+      <w:r>
+        <w:rPr>
           <w:b w:val="1"/>
           <w:bCs w:val="1"/>
         </w:rPr>
@@ -1931,11 +2959,9 @@
       <w:pPr>
         <w:pStyle w:val="Heading2"/>
       </w:pPr>
-      <w:bookmarkStart w:id="4" w:name="_Toc4"/>
-      <w:r>
-        <w:t>Using the app</w:t>
-      </w:r>
-      <w:bookmarkEnd w:id="4"/>
+      <w:r>
+        <w:t xml:space="preserve">Updating an existing installation (redeploy)</w:t>
+      </w:r>
     </w:p>
     <w:p>
       <w:pPr>
@@ -1943,50 +2969,7 @@
       </w:pPr>
       <w:r>
         <w:rPr/>
-        <w:t xml:space="preserve">The UI, workflow, and permission model are functionally identical to the PHP build — every screen, route, and business rule described in </w:t>
-      </w:r>
-      <w:r>
-        <w:rPr>
-          <w:rFonts w:ascii="Consolas" w:hAnsi="Consolas" w:eastAsia="Consolas" w:cs="Consolas"/>
-          <w:sz w:val="18"/>
-          <w:szCs w:val="18"/>
-        </w:rPr>
-        <w:t xml:space="preserve">docs/ARCHITECTURE.md</w:t>
-      </w:r>
-      <w:r>
-        <w:rPr/>
-        <w:t xml:space="preserve"> behaves the same way regardless of which backend renders it. In short: clients and orders move through a 9-stage gated pipeline (Quotation → Buyer PO → Proforma Invoice → Order Confirmation → Supplier PO → Freight Payment [CIF/CFR only, auto-skipped for FOB] → Packing &amp; BL Instruction → Commercial Invoice &amp; balance → Despatch &amp; Closure), generating one of 11 document types at the appropriate stage, each as a watermarked DRAFT PDF that becomes a FINAL PDF once its assigned reviewer(s) approve it. On top of that pipeline: a two-level deferred email-send workflow for getting a generated document to the buyer, a Payment Terms Amendment workflow for changing advance/balance terms mid-order (request → MD approval → generate the legal agreement → upload the signed copy → activate, after which future documents for that order reflect the new terms automatically), dispute tracking, a full audit log viewer, a permission-gated dashboard and reports module (with CSV export and savable/shareable aggregate report definitions), user management (create/deactivate/reactivate/force-reset-password), and a Sample Data Playground (</w:t>
-      </w:r>
-      <w:r>
-        <w:rPr>
-          <w:rFonts w:ascii="Consolas" w:hAnsi="Consolas" w:eastAsia="Consolas" w:cs="Consolas"/>
-          <w:sz w:val="18"/>
-          <w:szCs w:val="18"/>
-        </w:rPr>
-        <w:t xml:space="preserve">/sample-data</w:t>
-      </w:r>
-      <w:r>
-        <w:rPr/>
-        <w:t xml:space="preserve">) that loads three realistic practice clients/orders — a fresh Stage 1 order, an FOB order carried to Stage 5, and a CIF order carried all the way to a closed Stage 9 with every one of the nine document types generated — and clears them again on demand, without ever touching real data — useful for training a new user or demoing the app.</w:t>
-      </w:r>
-    </w:p>
-    <w:p>
-      <w:pPr>
-        <w:pStyle w:val="Heading2"/>
-      </w:pPr>
-      <w:bookmarkStart w:id="5" w:name="_Toc5"/>
-      <w:r>
-        <w:t>Background jobs</w:t>
-      </w:r>
-      <w:bookmarkEnd w:id="5"/>
-    </w:p>
-    <w:p>
-      <w:pPr>
-        <w:spacing w:after="160"/>
-      </w:pPr>
-      <w:r>
-        <w:rPr/>
-        <w:t xml:space="preserve">Two jobs need to run outside the request/response cycle:</w:t>
+        <w:t xml:space="preserve">For every new release, on the live server:</w:t>
       </w:r>
     </w:p>
     <w:p>
@@ -2002,23 +2985,47 @@
           <w:b w:val="1"/>
           <w:bCs w:val="1"/>
         </w:rPr>
-        <w:t xml:space="preserve">`src/jobs/checkAlerts.js`</w:t>
-      </w:r>
-      <w:r>
-        <w:rPr/>
-        <w:t xml:space="preserve"> — run once daily. Checks LUT/RCMC certificate expiry against their configured alert/escalation thresholds, freight payments overdue (FDN issued, not yet cleared, past </w:t>
-      </w:r>
-      <w:r>
-        <w:rPr>
-          <w:rFonts w:ascii="Consolas" w:hAnsi="Consolas" w:eastAsia="Consolas" w:cs="Consolas"/>
-          <w:sz w:val="18"/>
-          <w:szCs w:val="18"/>
-        </w:rPr>
-        <w:t xml:space="preserve">company_settings.fdn_overdue_days_c</w:t>
-      </w:r>
-      <w:r>
-        <w:rPr/>
-        <w:t xml:space="preserve">), and dispute responses past their due date — creates in-app notifications for Admin/MD for each, with a same-day dedup guard so a still-unresolved condition doesn't re-notify on every run.</w:t>
+        <w:t xml:space="preserve">Back up</w:t>
+      </w:r>
+      <w:r>
+        <w:rPr/>
+        <w:t xml:space="preserve"> the database and </w:t>
+      </w:r>
+      <w:r>
+        <w:rPr>
+          <w:rFonts w:ascii="Consolas" w:hAnsi="Consolas" w:eastAsia="Consolas" w:cs="Consolas"/>
+          <w:sz w:val="18"/>
+          <w:szCs w:val="18"/>
+        </w:rPr>
+        <w:t xml:space="preserve">storage/</w:t>
+      </w:r>
+      <w:r>
+        <w:rPr/>
+        <w:t xml:space="preserve"> (run </w:t>
+      </w:r>
+      <w:r>
+        <w:rPr>
+          <w:rFonts w:ascii="Consolas" w:hAnsi="Consolas" w:eastAsia="Consolas" w:cs="Consolas"/>
+          <w:sz w:val="18"/>
+          <w:szCs w:val="18"/>
+        </w:rPr>
+        <w:t xml:space="preserve">scripts/backup_db.sh</w:t>
+      </w:r>
+      <w:r>
+        <w:rPr/>
+        <w:t xml:space="preserve"> and </w:t>
+      </w:r>
+      <w:r>
+        <w:rPr>
+          <w:rFonts w:ascii="Consolas" w:hAnsi="Consolas" w:eastAsia="Consolas" w:cs="Consolas"/>
+          <w:sz w:val="18"/>
+          <w:szCs w:val="18"/>
+        </w:rPr>
+        <w:t xml:space="preserve">scripts/backup_storage.sh</w:t>
+      </w:r>
+      <w:r>
+        <w:rPr/>
+        <w:t xml:space="preserve"> by hand, or check that last night's ran).</w:t>
       </w:r>
     </w:p>
     <w:p>
@@ -2034,6 +3041,614 @@
           <w:b w:val="1"/>
           <w:bCs w:val="1"/>
         </w:rPr>
+        <w:t xml:space="preserve">Run the release's migrations</w:t>
+      </w:r>
+      <w:r>
+        <w:rPr/>
+        <w:t xml:space="preserve"> with the host's MySQL, in filename order — see "Upgrading an existing installation" in step 3 and </w:t>
+      </w:r>
+      <w:r>
+        <w:rPr>
+          <w:rFonts w:ascii="Consolas" w:hAnsi="Consolas" w:eastAsia="Consolas" w:cs="Consolas"/>
+          <w:sz w:val="18"/>
+          <w:szCs w:val="18"/>
+        </w:rPr>
+        <w:t xml:space="preserve">docs/migrations/README.md</w:t>
+      </w:r>
+      <w:r>
+        <w:rPr/>
+        <w:t xml:space="preserve">.</w:t>
+      </w:r>
+    </w:p>
+    <w:p>
+      <w:pPr>
+        <w:spacing w:after="60"/>
+        <w:numPr>
+          <w:ilvl w:val="0"/>
+          <w:numId w:val="6"/>
+        </w:numPr>
+      </w:pPr>
+      <w:r>
+        <w:rPr>
+          <w:b w:val="1"/>
+          <w:bCs w:val="1"/>
+        </w:rPr>
+        <w:t xml:space="preserve">Replace the code, keep the server's own files.</w:t>
+      </w:r>
+      <w:r>
+        <w:rPr/>
+        <w:t xml:space="preserve"> Put the new </w:t>
+      </w:r>
+      <w:r>
+        <w:rPr>
+          <w:rFonts w:ascii="Consolas" w:hAnsi="Consolas" w:eastAsia="Consolas" w:cs="Consolas"/>
+          <w:sz w:val="18"/>
+          <w:szCs w:val="18"/>
+        </w:rPr>
+        <w:t xml:space="preserve">app/</w:t>
+      </w:r>
+      <w:r>
+        <w:rPr/>
+        <w:t xml:space="preserve"> in place but keep </w:t>
+      </w:r>
+      <w:r>
+        <w:rPr>
+          <w:rFonts w:ascii="Consolas" w:hAnsi="Consolas" w:eastAsia="Consolas" w:cs="Consolas"/>
+          <w:sz w:val="18"/>
+          <w:szCs w:val="18"/>
+        </w:rPr>
+        <w:t xml:space="preserve">app/.env</w:t>
+      </w:r>
+      <w:r>
+        <w:rPr/>
+        <w:t xml:space="preserve"> and the storage folder. Compare </w:t>
+      </w:r>
+      <w:r>
+        <w:rPr>
+          <w:rFonts w:ascii="Consolas" w:hAnsi="Consolas" w:eastAsia="Consolas" w:cs="Consolas"/>
+          <w:sz w:val="18"/>
+          <w:szCs w:val="18"/>
+        </w:rPr>
+        <w:t xml:space="preserve">.env</w:t>
+      </w:r>
+      <w:r>
+        <w:rPr/>
+        <w:t xml:space="preserve"> with the new </w:t>
+      </w:r>
+      <w:r>
+        <w:rPr>
+          <w:rFonts w:ascii="Consolas" w:hAnsi="Consolas" w:eastAsia="Consolas" w:cs="Consolas"/>
+          <w:sz w:val="18"/>
+          <w:szCs w:val="18"/>
+        </w:rPr>
+        <w:t xml:space="preserve">.env.example</w:t>
+      </w:r>
+      <w:r>
+        <w:rPr/>
+        <w:t xml:space="preserve"> and add any new key (for example the three </w:t>
+      </w:r>
+      <w:r>
+        <w:rPr>
+          <w:rFonts w:ascii="Consolas" w:hAnsi="Consolas" w:eastAsia="Consolas" w:cs="Consolas"/>
+          <w:sz w:val="18"/>
+          <w:szCs w:val="18"/>
+        </w:rPr>
+        <w:t xml:space="preserve">ZOHO_*</w:t>
+      </w:r>
+      <w:r>
+        <w:rPr/>
+        <w:t xml:space="preserve"> lines, 29 Oct 2026). </w:t>
+      </w:r>
+      <w:r>
+        <w:rPr>
+          <w:rFonts w:ascii="Consolas" w:hAnsi="Consolas" w:eastAsia="Consolas" w:cs="Consolas"/>
+          <w:sz w:val="18"/>
+          <w:szCs w:val="18"/>
+        </w:rPr>
+        <w:t xml:space="preserve">node_modules/</w:t>
+      </w:r>
+      <w:r>
+        <w:rPr/>
+        <w:t xml:space="preserve"> ships with the code; run </w:t>
+      </w:r>
+      <w:r>
+        <w:rPr>
+          <w:rFonts w:ascii="Consolas" w:hAnsi="Consolas" w:eastAsia="Consolas" w:cs="Consolas"/>
+          <w:sz w:val="18"/>
+          <w:szCs w:val="18"/>
+        </w:rPr>
+        <w:t xml:space="preserve">npm rebuild bcrypt</w:t>
+      </w:r>
+      <w:r>
+        <w:rPr/>
+        <w:t xml:space="preserve"> again only on an ARM64 or Alpine server.</w:t>
+      </w:r>
+    </w:p>
+    <w:p>
+      <w:pPr>
+        <w:spacing w:after="60"/>
+        <w:numPr>
+          <w:ilvl w:val="0"/>
+          <w:numId w:val="6"/>
+        </w:numPr>
+      </w:pPr>
+      <w:r>
+        <w:rPr>
+          <w:b w:val="1"/>
+          <w:bCs w:val="1"/>
+        </w:rPr>
+        <w:t xml:space="preserve">Restart Node — required.</w:t>
+      </w:r>
+      <w:r>
+        <w:rPr/>
+        <w:t xml:space="preserve"> </w:t>
+      </w:r>
+      <w:r>
+        <w:rPr>
+          <w:rFonts w:ascii="Consolas" w:hAnsi="Consolas" w:eastAsia="Consolas" w:cs="Consolas"/>
+          <w:sz w:val="18"/>
+          <w:szCs w:val="18"/>
+        </w:rPr>
+        <w:t xml:space="preserve">pm2 restart nexacrest</w:t>
+      </w:r>
+      <w:r>
+        <w:rPr/>
+        <w:t xml:space="preserve"> (or </w:t>
+      </w:r>
+      <w:r>
+        <w:rPr>
+          <w:rFonts w:ascii="Consolas" w:hAnsi="Consolas" w:eastAsia="Consolas" w:cs="Consolas"/>
+          <w:sz w:val="18"/>
+          <w:szCs w:val="18"/>
+        </w:rPr>
+        <w:t xml:space="preserve">sudo systemctl restart nexacrest</w:t>
+      </w:r>
+      <w:r>
+        <w:rPr/>
+        <w:t xml:space="preserve">). Node loads the code, the templates and </w:t>
+      </w:r>
+      <w:r>
+        <w:rPr>
+          <w:rFonts w:ascii="Consolas" w:hAnsi="Consolas" w:eastAsia="Consolas" w:cs="Consolas"/>
+          <w:sz w:val="18"/>
+          <w:szCs w:val="18"/>
+        </w:rPr>
+        <w:t xml:space="preserve">.env</w:t>
+      </w:r>
+      <w:r>
+        <w:rPr/>
+        <w:t xml:space="preserve"> only when it starts, so without a restart the old version keeps running. </w:t>
+      </w:r>
+      <w:r>
+        <w:rPr>
+          <w:rFonts w:ascii="Consolas" w:hAnsi="Consolas" w:eastAsia="Consolas" w:cs="Consolas"/>
+          <w:sz w:val="18"/>
+          <w:szCs w:val="18"/>
+        </w:rPr>
+        <w:t xml:space="preserve">pm2 logs nexacrest</w:t>
+      </w:r>
+      <w:r>
+        <w:rPr/>
+        <w:t xml:space="preserve"> must show the "listening on port 3000" line. Cron jobs start a fresh process each run and pick up the new code by themselves.</w:t>
+      </w:r>
+    </w:p>
+    <w:p>
+      <w:pPr>
+        <w:spacing w:after="60"/>
+        <w:numPr>
+          <w:ilvl w:val="0"/>
+          <w:numId w:val="6"/>
+        </w:numPr>
+      </w:pPr>
+      <w:r>
+        <w:rPr>
+          <w:b w:val="1"/>
+          <w:bCs w:val="1"/>
+        </w:rPr>
+        <w:t xml:space="preserve">Check the jobs</w:t>
+      </w:r>
+      <w:r>
+        <w:rPr/>
+        <w:t xml:space="preserve"> against "Background jobs" below (a release may add one), then log in, open an order, and open CA / Accounting → Zoho Books sync to see the last scheduled run.</w:t>
+      </w:r>
+    </w:p>
+    <w:p>
+      <w:pPr>
+        <w:pStyle w:val="Heading2"/>
+      </w:pPr>
+      <w:r>
+        <w:t xml:space="preserve">Zoho Books go-live (server side)</w:t>
+      </w:r>
+    </w:p>
+    <w:p>
+      <w:pPr>
+        <w:spacing w:after="160"/>
+      </w:pPr>
+      <w:r>
+        <w:rPr/>
+        <w:t xml:space="preserve">The agreed go-live procedure is the </w:t>
+      </w:r>
+      <w:r>
+        <w:rPr>
+          <w:b w:val="1"/>
+          <w:bCs w:val="1"/>
+        </w:rPr>
+        <w:t xml:space="preserve">Go-live checklist</w:t>
+      </w:r>
+      <w:r>
+        <w:rPr/>
+        <w:t xml:space="preserve"> in SOP chapter ca-03, Zoho Books Sync (</w:t>
+      </w:r>
+      <w:r>
+        <w:rPr>
+          <w:rFonts w:ascii="Consolas" w:hAnsi="Consolas" w:eastAsia="Consolas" w:cs="Consolas"/>
+          <w:sz w:val="18"/>
+          <w:szCs w:val="18"/>
+        </w:rPr>
+        <w:t xml:space="preserve">docs/SOP/ca-03-zoho-sync.md</w:t>
+      </w:r>
+      <w:r>
+        <w:rPr/>
+        <w:t xml:space="preserve">). Follow it in its own order; it names who does each step. This guide only adds the server detail for the developer / host steps:</w:t>
+      </w:r>
+    </w:p>
+    <w:p>
+      <w:pPr>
+        <w:spacing w:after="60"/>
+        <w:numPr>
+          <w:ilvl w:val="0"/>
+          <w:numId w:val="6"/>
+        </w:numPr>
+      </w:pPr>
+      <w:r>
+        <w:rPr>
+          <w:b w:val="1"/>
+          <w:bCs w:val="1"/>
+        </w:rPr>
+        <w:t xml:space="preserve">Checklist step 1:</w:t>
+      </w:r>
+      <w:r>
+        <w:rPr/>
+        <w:t xml:space="preserve"> back up, run every migration the live database does not have yet with the host's MySQL (2026-10-29e, 2026-10-29f and 2026-10-30a are the Zoho ones; see "Upgrading an existing installation" above), then deploy the code and restart Node (</w:t>
+      </w:r>
+      <w:r>
+        <w:rPr>
+          <w:rFonts w:ascii="Consolas" w:hAnsi="Consolas" w:eastAsia="Consolas" w:cs="Consolas"/>
+          <w:sz w:val="18"/>
+          <w:szCs w:val="18"/>
+        </w:rPr>
+        <w:t xml:space="preserve">pm2 restart nexacrest</w:t>
+      </w:r>
+      <w:r>
+        <w:rPr/>
+        <w:t xml:space="preserve">).</w:t>
+      </w:r>
+    </w:p>
+    <w:p>
+      <w:pPr>
+        <w:spacing w:after="60"/>
+        <w:numPr>
+          <w:ilvl w:val="0"/>
+          <w:numId w:val="6"/>
+        </w:numPr>
+      </w:pPr>
+      <w:r>
+        <w:rPr>
+          <w:b w:val="1"/>
+          <w:bCs w:val="1"/>
+        </w:rPr>
+        <w:t xml:space="preserve">Before switching on:</w:t>
+      </w:r>
+      <w:r>
+        <w:rPr/>
+        <w:t xml:space="preserve"> the Zoho sync job must be scheduled (</w:t>
+      </w:r>
+      <w:r>
+        <w:rPr>
+          <w:rFonts w:ascii="Consolas" w:hAnsi="Consolas" w:eastAsia="Consolas" w:cs="Consolas"/>
+          <w:sz w:val="18"/>
+          <w:szCs w:val="18"/>
+        </w:rPr>
+        <w:t xml:space="preserve">src/jobs/zohoSync.js</w:t>
+      </w:r>
+      <w:r>
+        <w:rPr/>
+        <w:t xml:space="preserve"> hourly (cron entry or </w:t>
+      </w:r>
+      <w:r>
+        <w:rPr>
+          <w:rFonts w:ascii="Consolas" w:hAnsi="Consolas" w:eastAsia="Consolas" w:cs="Consolas"/>
+          <w:sz w:val="18"/>
+          <w:szCs w:val="18"/>
+        </w:rPr>
+        <w:t xml:space="preserve">RUN_JOBS_IN_PROCESS=true</w:t>
+      </w:r>
+      <w:r>
+        <w:rPr/>
+        <w:t xml:space="preserve">), see the jobs section below). It sends nothing until Zoho Books is enabled in Settings and the go-live date (</w:t>
+      </w:r>
+      <w:r>
+        <w:rPr>
+          <w:rFonts w:ascii="Consolas" w:hAnsi="Consolas" w:eastAsia="Consolas" w:cs="Consolas"/>
+          <w:sz w:val="18"/>
+          <w:szCs w:val="18"/>
+        </w:rPr>
+        <w:t xml:space="preserve">zoho_books_sync_start_date</w:t>
+      </w:r>
+      <w:r>
+        <w:rPr/>
+        <w:t xml:space="preserve">) is set.</w:t>
+      </w:r>
+    </w:p>
+    <w:p>
+      <w:pPr>
+        <w:spacing w:after="60"/>
+        <w:numPr>
+          <w:ilvl w:val="0"/>
+          <w:numId w:val="6"/>
+        </w:numPr>
+      </w:pPr>
+      <w:r>
+        <w:rPr>
+          <w:b w:val="1"/>
+          <w:bCs w:val="1"/>
+        </w:rPr>
+        <w:t xml:space="preserve">Checklist step 5:</w:t>
+      </w:r>
+      <w:r>
+        <w:rPr/>
+        <w:t xml:space="preserve"> in the live server's </w:t>
+      </w:r>
+      <w:r>
+        <w:rPr>
+          <w:rFonts w:ascii="Consolas" w:hAnsi="Consolas" w:eastAsia="Consolas" w:cs="Consolas"/>
+          <w:sz w:val="18"/>
+          <w:szCs w:val="18"/>
+        </w:rPr>
+        <w:t xml:space="preserve">.env</w:t>
+      </w:r>
+      <w:r>
+        <w:rPr/>
+        <w:t xml:space="preserve">, set </w:t>
+      </w:r>
+      <w:r>
+        <w:rPr>
+          <w:rFonts w:ascii="Consolas" w:hAnsi="Consolas" w:eastAsia="Consolas" w:cs="Consolas"/>
+          <w:sz w:val="18"/>
+          <w:szCs w:val="18"/>
+        </w:rPr>
+        <w:t xml:space="preserve">ZOHO_INTEGRATION_ENABLED=true</w:t>
+      </w:r>
+      <w:r>
+        <w:rPr/>
+        <w:t xml:space="preserve"> and </w:t>
+      </w:r>
+      <w:r>
+        <w:rPr>
+          <w:rFonts w:ascii="Consolas" w:hAnsi="Consolas" w:eastAsia="Consolas" w:cs="Consolas"/>
+          <w:sz w:val="18"/>
+          <w:szCs w:val="18"/>
+        </w:rPr>
+        <w:t xml:space="preserve">ZOHO_ENVIRONMENT=production</w:t>
+      </w:r>
+      <w:r>
+        <w:rPr/>
+        <w:t xml:space="preserve">; keep </w:t>
+      </w:r>
+      <w:r>
+        <w:rPr>
+          <w:rFonts w:ascii="Consolas" w:hAnsi="Consolas" w:eastAsia="Consolas" w:cs="Consolas"/>
+          <w:sz w:val="18"/>
+          <w:szCs w:val="18"/>
+        </w:rPr>
+        <w:t xml:space="preserve">ZOHO_EINVOICE_ENABLED=false</w:t>
+      </w:r>
+      <w:r>
+        <w:rPr/>
+        <w:t xml:space="preserve">; then </w:t>
+      </w:r>
+      <w:r>
+        <w:rPr>
+          <w:rFonts w:ascii="Consolas" w:hAnsi="Consolas" w:eastAsia="Consolas" w:cs="Consolas"/>
+          <w:sz w:val="18"/>
+          <w:szCs w:val="18"/>
+        </w:rPr>
+        <w:t xml:space="preserve">pm2 restart nexacrest</w:t>
+      </w:r>
+      <w:r>
+        <w:rPr/>
+        <w:t xml:space="preserve"> so the app reads them (cron jobs start a fresh process and read </w:t>
+      </w:r>
+      <w:r>
+        <w:rPr>
+          <w:rFonts w:ascii="Consolas" w:hAnsi="Consolas" w:eastAsia="Consolas" w:cs="Consolas"/>
+          <w:sz w:val="18"/>
+          <w:szCs w:val="18"/>
+        </w:rPr>
+        <w:t xml:space="preserve">.env</w:t>
+      </w:r>
+      <w:r>
+        <w:rPr/>
+        <w:t xml:space="preserve"> each run).</w:t>
+      </w:r>
+    </w:p>
+    <w:p>
+      <w:pPr>
+        <w:spacing w:after="60"/>
+        <w:numPr>
+          <w:ilvl w:val="0"/>
+          <w:numId w:val="6"/>
+        </w:numPr>
+      </w:pPr>
+      <w:r>
+        <w:rPr/>
+        <w:t xml:space="preserve">Steps 2–4 (CA, in Zoho Books) and 6–11 (Admin, CA, everyone: Settings → Zoho Books, Test Books Connection, Zoho Books enabled, the first Sync Now, App vs Zoho, the change log) are done in the app and in Zoho, not on the server.</w:t>
+      </w:r>
+    </w:p>
+    <w:p>
+      <w:pPr>
+        <w:spacing w:after="160"/>
+      </w:pPr>
+      <w:r>
+        <w:rPr/>
+        <w:t xml:space="preserve">Never set </w:t>
+      </w:r>
+      <w:r>
+        <w:rPr>
+          <w:rFonts w:ascii="Consolas" w:hAnsi="Consolas" w:eastAsia="Consolas" w:cs="Consolas"/>
+          <w:sz w:val="18"/>
+          <w:szCs w:val="18"/>
+        </w:rPr>
+        <w:t xml:space="preserve">ZOHO_ENVIRONMENT=production</w:t>
+      </w:r>
+      <w:r>
+        <w:rPr/>
+        <w:t xml:space="preserve"> on a test or development server, and never run the test clean-up script (</w:t>
+      </w:r>
+      <w:r>
+        <w:rPr>
+          <w:rFonts w:ascii="Consolas" w:hAnsi="Consolas" w:eastAsia="Consolas" w:cs="Consolas"/>
+          <w:sz w:val="18"/>
+          <w:szCs w:val="18"/>
+        </w:rPr>
+        <w:t xml:space="preserve">node src/jobs/zohoCleanupTestRecords.js</w:t>
+      </w:r>
+      <w:r>
+        <w:rPr/>
+        <w:t xml:space="preserve">) with </w:t>
+      </w:r>
+      <w:r>
+        <w:rPr>
+          <w:rFonts w:ascii="Consolas" w:hAnsi="Consolas" w:eastAsia="Consolas" w:cs="Consolas"/>
+          <w:sz w:val="18"/>
+          <w:szCs w:val="18"/>
+        </w:rPr>
+        <w:t xml:space="preserve">--from-sync-log</w:t>
+      </w:r>
+      <w:r>
+        <w:rPr/>
+        <w:t xml:space="preserve"> against the live database; it refuses that option where </w:t>
+      </w:r>
+      <w:r>
+        <w:rPr>
+          <w:rFonts w:ascii="Consolas" w:hAnsi="Consolas" w:eastAsia="Consolas" w:cs="Consolas"/>
+          <w:sz w:val="18"/>
+          <w:szCs w:val="18"/>
+        </w:rPr>
+        <w:t xml:space="preserve">ZOHO_ENVIRONMENT=production</w:t>
+      </w:r>
+      <w:r>
+        <w:rPr/>
+        <w:t xml:space="preserve">.</w:t>
+      </w:r>
+    </w:p>
+    <w:p>
+      <w:pPr>
+        <w:pStyle w:val="Heading2"/>
+      </w:pPr>
+      <w:bookmarkStart w:id="4" w:name="_Toc4"/>
+      <w:r>
+        <w:t>Using the app</w:t>
+      </w:r>
+      <w:bookmarkEnd w:id="4"/>
+    </w:p>
+    <w:p>
+      <w:pPr>
+        <w:spacing w:after="160"/>
+      </w:pPr>
+      <w:r>
+        <w:rPr/>
+        <w:t xml:space="preserve">The UI, workflow, and permission model are functionally identical to the PHP build — every screen, route, and business rule described in </w:t>
+      </w:r>
+      <w:r>
+        <w:rPr>
+          <w:rFonts w:ascii="Consolas" w:hAnsi="Consolas" w:eastAsia="Consolas" w:cs="Consolas"/>
+          <w:sz w:val="18"/>
+          <w:szCs w:val="18"/>
+        </w:rPr>
+        <w:t xml:space="preserve">docs/ARCHITECTURE.md</w:t>
+      </w:r>
+      <w:r>
+        <w:rPr/>
+        <w:t xml:space="preserve"> behaves the same way regardless of which backend renders it. In short: clients and orders move through a 9-stage gated pipeline (Quotation → Buyer PO → Proforma Invoice → Order Confirmation → Supplier PO → Freight Payment [CIF/CFR only, auto-skipped for FOB] → Packing &amp; BL Instruction → Commercial Invoice &amp; balance → Despatch &amp; Closure), generating one of 11 document types at the appropriate stage, each as a watermarked DRAFT PDF that becomes a FINAL PDF once its assigned reviewer(s) approve it. On top of that pipeline: a two-level deferred email-send workflow for getting a generated document to the buyer, a Payment Terms Amendment workflow for changing advance/balance terms mid-order (request → MD approval → generate the legal agreement → upload the signed copy → activate, after which future documents for that order reflect the new terms automatically), dispute tracking, a full audit log viewer, a permission-gated dashboard and reports module (with CSV export and savable/shareable aggregate report definitions), user management (create/deactivate/reactivate/force-reset-password), and a Sample Data Playground (</w:t>
+      </w:r>
+      <w:r>
+        <w:rPr>
+          <w:rFonts w:ascii="Consolas" w:hAnsi="Consolas" w:eastAsia="Consolas" w:cs="Consolas"/>
+          <w:sz w:val="18"/>
+          <w:szCs w:val="18"/>
+        </w:rPr>
+        <w:t xml:space="preserve">/sample-data</w:t>
+      </w:r>
+      <w:r>
+        <w:rPr/>
+        <w:t xml:space="preserve">) that loads three realistic practice clients/orders — a fresh Stage 1 order, an FOB order carried to Stage 5, and a CIF order carried all the way to a closed Stage 9 with every one of the nine document types generated — and clears them again on demand, without ever touching real data — useful for training a new user or demoing the app.</w:t>
+      </w:r>
+    </w:p>
+    <w:p>
+      <w:pPr>
+        <w:pStyle w:val="Heading2"/>
+      </w:pPr>
+      <w:bookmarkStart w:id="5" w:name="_Toc5"/>
+      <w:r>
+        <w:t>Background jobs</w:t>
+      </w:r>
+      <w:bookmarkEnd w:id="5"/>
+    </w:p>
+    <w:p>
+      <w:pPr>
+        <w:spacing w:after="160"/>
+      </w:pPr>
+      <w:r>
+        <w:rPr/>
+        <w:t xml:space="preserve">Four jobs need to run outside the request/response cycle (two more scripts are run by hand only — see the end of this section):</w:t>
+      </w:r>
+    </w:p>
+    <w:p>
+      <w:pPr>
+        <w:spacing w:after="60"/>
+        <w:numPr>
+          <w:ilvl w:val="0"/>
+          <w:numId w:val="6"/>
+        </w:numPr>
+      </w:pPr>
+      <w:r>
+        <w:rPr>
+          <w:b w:val="1"/>
+          <w:bCs w:val="1"/>
+        </w:rPr>
+        <w:t xml:space="preserve">`src/jobs/checkAlerts.js`</w:t>
+      </w:r>
+      <w:r>
+        <w:rPr/>
+        <w:t xml:space="preserve"> — run once daily. Checks LUT/RCMC certificate expiry against their configured alert/escalation thresholds, freight payments overdue (FDN issued, not yet cleared, past </w:t>
+      </w:r>
+      <w:r>
+        <w:rPr>
+          <w:rFonts w:ascii="Consolas" w:hAnsi="Consolas" w:eastAsia="Consolas" w:cs="Consolas"/>
+          <w:sz w:val="18"/>
+          <w:szCs w:val="18"/>
+        </w:rPr>
+        <w:t xml:space="preserve">company_settings.fdn_overdue_days_c</w:t>
+      </w:r>
+      <w:r>
+        <w:rPr/>
+        <w:t xml:space="preserve">), and dispute responses past their due date — creates in-app notifications for Admin/MD for each, with a same-day dedup guard so a still-unresolved condition doesn't re-notify on every run.</w:t>
+      </w:r>
+    </w:p>
+    <w:p>
+      <w:pPr>
+        <w:spacing w:after="60"/>
+        <w:numPr>
+          <w:ilvl w:val="0"/>
+          <w:numId w:val="6"/>
+        </w:numPr>
+      </w:pPr>
+      <w:r>
+        <w:rPr>
+          <w:b w:val="1"/>
+          <w:bCs w:val="1"/>
+        </w:rPr>
         <w:t xml:space="preserve">`src/jobs/dispatchDeferredEmails.js`</w:t>
       </w:r>
       <w:r>
@@ -2115,11 +3730,74 @@
     </w:p>
     <w:p>
       <w:pPr>
+        <w:spacing w:after="60"/>
+        <w:numPr>
+          <w:ilvl w:val="0"/>
+          <w:numId w:val="6"/>
+        </w:numPr>
+      </w:pPr>
+      <w:r>
+        <w:rPr>
+          <w:b w:val="1"/>
+          <w:bCs w:val="1"/>
+        </w:rPr>
+        <w:t xml:space="preserve">`src/jobs/autoConfirmOcAcknowledgments.js`</w:t>
+      </w:r>
+      <w:r>
+        <w:rPr/>
+        <w:t xml:space="preserve"> — run every 15 minutes. Auto-confirms an Order Confirmation the buyer has not acknowledged (client portal button, or a staff-recorded email reply) within 48 hours of it being emailed, unlocking Stage 5. Idempotent.</w:t>
+      </w:r>
+    </w:p>
+    <w:p>
+      <w:pPr>
+        <w:spacing w:after="60"/>
+        <w:numPr>
+          <w:ilvl w:val="0"/>
+          <w:numId w:val="6"/>
+        </w:numPr>
+      </w:pPr>
+      <w:r>
+        <w:rPr>
+          <w:b w:val="1"/>
+          <w:bCs w:val="1"/>
+        </w:rPr>
+        <w:t xml:space="preserve">`src/jobs/zohoSync.js`</w:t>
+      </w:r>
+      <w:r>
+        <w:rPr/>
+        <w:t xml:space="preserve"> — run hourly. The Zoho Books sync, doing exactly what the </w:t>
+      </w:r>
+      <w:r>
+        <w:rPr>
+          <w:b w:val="1"/>
+          <w:bCs w:val="1"/>
+        </w:rPr>
+        <w:t xml:space="preserve">Sync Now</w:t>
+      </w:r>
+      <w:r>
+        <w:rPr/>
+        <w:t xml:space="preserve"> button on CA / Accounting → Zoho Books sync does: sends approved Commercial Invoices and Debit Notes, payments (LC payments included), bills, vendor payments, order expenses and costs, and received export benefits as journals — only records dated on or after the go-live date — and imports the expenses booked in Zoho Books. Once a day (the first run at least 23 hours after the last one) it also checks every record already in Books and puts back what was deleted or changed there. With Zoho Books not set up, </w:t>
+      </w:r>
+      <w:r>
+        <w:rPr>
+          <w:rFonts w:ascii="Consolas" w:hAnsi="Consolas" w:eastAsia="Consolas" w:cs="Consolas"/>
+          <w:sz w:val="18"/>
+          <w:szCs w:val="18"/>
+        </w:rPr>
+        <w:t xml:space="preserve">ZOHO_INTEGRATION_ENABLED=false</w:t>
+      </w:r>
+      <w:r>
+        <w:rPr/>
+        <w:t xml:space="preserve">, or (on the live server) no go-live date, it sends nothing, logs a "skipped" row and exits 0. Its runs are listed in the same Sync Log as the button's.</w:t>
+      </w:r>
+    </w:p>
+    <w:p>
+      <w:pPr>
         <w:spacing w:after="160"/>
       </w:pPr>
       <w:r>
         <w:rPr/>
-        <w:t xml:space="preserve">Both are plain Node scripts, runnable directly and printing a one-line summary to stdout, exit code 0 on success:</w:t>
+        <w:t xml:space="preserve">All four are plain Node scripts, runnable directly and printing a one-line summary to stdout, exit code 0 on success:</w:t>
       </w:r>
     </w:p>
     <w:p>
@@ -2145,6 +3823,26 @@
         </w:rPr>
         <w:t xml:space="preserve">node src/jobs/dispatchDeferredEmails.js</w:t>
       </w:r>
+      <w:br/>
+      <w:r>
+        <w:rPr>
+          <w:rFonts w:ascii="Consolas" w:hAnsi="Consolas" w:eastAsia="Consolas" w:cs="Consolas"/>
+          <w:color w:val="1E3A5F"/>
+          <w:sz w:val="18"/>
+          <w:szCs w:val="18"/>
+        </w:rPr>
+        <w:t xml:space="preserve">node src/jobs/autoConfirmOcAcknowledgments.js</w:t>
+      </w:r>
+      <w:br/>
+      <w:r>
+        <w:rPr>
+          <w:rFonts w:ascii="Consolas" w:hAnsi="Consolas" w:eastAsia="Consolas" w:cs="Consolas"/>
+          <w:color w:val="1E3A5F"/>
+          <w:sz w:val="18"/>
+          <w:szCs w:val="18"/>
+        </w:rPr>
+        <w:t xml:space="preserve">node src/jobs/zohoSync.js</w:t>
+      </w:r>
     </w:p>
     <w:p>
       <w:pPr>
@@ -2155,7 +3853,7 @@
           <w:b w:val="1"/>
           <w:bCs w:val="1"/>
         </w:rPr>
-        <w:t xml:space="preserve">Pick exactly one of these two ways to run them — never both, or alerts and deferred emails double-fire:</w:t>
+        <w:t xml:space="preserve">Pick exactly one of these two ways to run them — never both, or the same job runs twice:</w:t>
       </w:r>
     </w:p>
     <w:p>
@@ -2171,7 +3869,7 @@
       </w:r>
       <w:r>
         <w:rPr/>
-        <w:t xml:space="preserve"> Add two crontab entries:</w:t>
+        <w:t xml:space="preserve"> Add four crontab entries:</w:t>
       </w:r>
     </w:p>
     <w:p>
@@ -2195,8 +3893,28 @@
           <w:sz w:val="18"/>
           <w:szCs w:val="18"/>
         </w:rPr>
+        <w:t xml:space="preserve">*/15 * * * *  cd /opt/nexacrest_node/app &amp;&amp; /usr/bin/node src/jobs/autoConfirmOcAcknowledgments.js &gt;&gt; /var/log/nexacrest/auto_confirm_oc_acknowledgments.log 2&gt;&amp;1</w:t>
+      </w:r>
+      <w:br/>
+      <w:r>
+        <w:rPr>
+          <w:rFonts w:ascii="Consolas" w:hAnsi="Consolas" w:eastAsia="Consolas" w:cs="Consolas"/>
+          <w:color w:val="1E3A5F"/>
+          <w:sz w:val="18"/>
+          <w:szCs w:val="18"/>
+        </w:rPr>
         <w:t xml:space="preserve">0 2 * * *     cd /opt/nexacrest_node/app &amp;&amp; /usr/bin/node src/jobs/checkAlerts.js &gt;&gt; /var/log/nexacrest/check_alerts.log 2&gt;&amp;1</w:t>
       </w:r>
+      <w:br/>
+      <w:r>
+        <w:rPr>
+          <w:rFonts w:ascii="Consolas" w:hAnsi="Consolas" w:eastAsia="Consolas" w:cs="Consolas"/>
+          <w:color w:val="1E3A5F"/>
+          <w:sz w:val="18"/>
+          <w:szCs w:val="18"/>
+        </w:rPr>
+        <w:t xml:space="preserve">0 * * * *     cd /opt/nexacrest_node/app &amp;&amp; /usr/bin/node src/jobs/zohoSync.js &gt;&gt; /var/log/nexacrest/zoho_sync.log 2&gt;&amp;1</w:t>
+      </w:r>
     </w:p>
     <w:p>
       <w:pPr>
@@ -2340,7 +4058,7 @@
       </w:r>
       <w:r>
         <w:rPr/>
-        <w:t xml:space="preserve"> daily at 02:00 and </w:t>
+        <w:t xml:space="preserve"> daily at 02:00, </w:t>
       </w:r>
       <w:r>
         <w:rPr>
@@ -2352,7 +4070,181 @@
       </w:r>
       <w:r>
         <w:rPr/>
-        <w:t xml:space="preserve"> every 10 minutes inside the same process — nothing else to configure, but job execution is then tied to the web process's uptime (a restart briefly pauses both jobs, and if you run multiple app instances behind a load balancer for scaling, each instance would independently fire the jobs — stick to a single instance, or use Option 1, if you ever scale out).</w:t>
+        <w:t xml:space="preserve"> every 10 minutes, </w:t>
+      </w:r>
+      <w:r>
+        <w:rPr>
+          <w:rFonts w:ascii="Consolas" w:hAnsi="Consolas" w:eastAsia="Consolas" w:cs="Consolas"/>
+          <w:sz w:val="18"/>
+          <w:szCs w:val="18"/>
+        </w:rPr>
+        <w:t xml:space="preserve">autoConfirmOcAcknowledgments</w:t>
+      </w:r>
+      <w:r>
+        <w:rPr/>
+        <w:t xml:space="preserve"> every 15 minutes and </w:t>
+      </w:r>
+      <w:r>
+        <w:rPr>
+          <w:rFonts w:ascii="Consolas" w:hAnsi="Consolas" w:eastAsia="Consolas" w:cs="Consolas"/>
+          <w:sz w:val="18"/>
+          <w:szCs w:val="18"/>
+        </w:rPr>
+        <w:t xml:space="preserve">zohoSync</w:t>
+      </w:r>
+      <w:r>
+        <w:rPr/>
+        <w:t xml:space="preserve"> hourly, inside the same process — nothing else to configure, but the jobs then depend on the web process's uptime (a restart briefly pauses all four, and several app instances behind a load balancer would each run them — stick to a single instance, or use Option 1, if you ever scale out).</w:t>
+      </w:r>
+    </w:p>
+    <w:p>
+      <w:pPr>
+        <w:spacing w:after="160"/>
+      </w:pPr>
+      <w:r>
+        <w:rPr>
+          <w:b w:val="1"/>
+          <w:bCs w:val="1"/>
+        </w:rPr>
+        <w:t xml:space="preserve">Run by hand only, never scheduled:</w:t>
+      </w:r>
+    </w:p>
+    <w:p>
+      <w:pPr>
+        <w:spacing w:after="60"/>
+        <w:numPr>
+          <w:ilvl w:val="0"/>
+          <w:numId w:val="6"/>
+        </w:numPr>
+      </w:pPr>
+      <w:r>
+        <w:rPr>
+          <w:rFonts w:ascii="Consolas" w:hAnsi="Consolas" w:eastAsia="Consolas" w:cs="Consolas"/>
+          <w:sz w:val="18"/>
+          <w:szCs w:val="18"/>
+        </w:rPr>
+        <w:t xml:space="preserve">node src/jobs/zohoCleanupTestRecords.js</w:t>
+      </w:r>
+      <w:r>
+        <w:rPr/>
+        <w:t xml:space="preserve"> — lists, and with </w:t>
+      </w:r>
+      <w:r>
+        <w:rPr>
+          <w:rFonts w:ascii="Consolas" w:hAnsi="Consolas" w:eastAsia="Consolas" w:cs="Consolas"/>
+          <w:sz w:val="18"/>
+          <w:szCs w:val="18"/>
+        </w:rPr>
+        <w:t xml:space="preserve">--apply</w:t>
+      </w:r>
+      <w:r>
+        <w:rPr/>
+        <w:t xml:space="preserve"> deletes, the </w:t>
+      </w:r>
+      <w:r>
+        <w:rPr>
+          <w:rFonts w:ascii="Consolas" w:hAnsi="Consolas" w:eastAsia="Consolas" w:cs="Consolas"/>
+          <w:sz w:val="18"/>
+          <w:szCs w:val="18"/>
+        </w:rPr>
+        <w:t xml:space="preserve">TEST-</w:t>
+      </w:r>
+      <w:r>
+        <w:rPr/>
+        <w:t xml:space="preserve"> records made in Zoho Books while testing. </w:t>
+      </w:r>
+      <w:r>
+        <w:rPr>
+          <w:rFonts w:ascii="Consolas" w:hAnsi="Consolas" w:eastAsia="Consolas" w:cs="Consolas"/>
+          <w:sz w:val="18"/>
+          <w:szCs w:val="18"/>
+        </w:rPr>
+        <w:t xml:space="preserve">--from-sync-log</w:t>
+      </w:r>
+      <w:r>
+        <w:rPr/>
+        <w:t xml:space="preserve"> also takes every record this database pushed: use it only against the test database (the script refuses that option where </w:t>
+      </w:r>
+      <w:r>
+        <w:rPr>
+          <w:rFonts w:ascii="Consolas" w:hAnsi="Consolas" w:eastAsia="Consolas" w:cs="Consolas"/>
+          <w:sz w:val="18"/>
+          <w:szCs w:val="18"/>
+        </w:rPr>
+        <w:t xml:space="preserve">ZOHO_ENVIRONMENT=production</w:t>
+      </w:r>
+      <w:r>
+        <w:rPr/>
+        <w:t xml:space="preserve">). Every run is logged in </w:t>
+      </w:r>
+      <w:r>
+        <w:rPr>
+          <w:rFonts w:ascii="Consolas" w:hAnsi="Consolas" w:eastAsia="Consolas" w:cs="Consolas"/>
+          <w:sz w:val="18"/>
+          <w:szCs w:val="18"/>
+        </w:rPr>
+        <w:t xml:space="preserve">docs/zoho/zoho-change-log.csv</w:t>
+      </w:r>
+      <w:r>
+        <w:rPr/>
+        <w:t xml:space="preserve"> (with </w:t>
+      </w:r>
+      <w:r>
+        <w:rPr>
+          <w:rFonts w:ascii="Consolas" w:hAnsi="Consolas" w:eastAsia="Consolas" w:cs="Consolas"/>
+          <w:sz w:val="18"/>
+          <w:szCs w:val="18"/>
+        </w:rPr>
+        <w:t xml:space="preserve">--log</w:t>
+      </w:r>
+      <w:r>
+        <w:rPr/>
+        <w:t xml:space="preserve"> pointing at that file). See SOP ca-03, "Testing and the clean-up before go-live".</w:t>
+      </w:r>
+    </w:p>
+    <w:p>
+      <w:pPr>
+        <w:spacing w:after="60"/>
+        <w:numPr>
+          <w:ilvl w:val="0"/>
+          <w:numId w:val="6"/>
+        </w:numPr>
+      </w:pPr>
+      <w:r>
+        <w:rPr>
+          <w:rFonts w:ascii="Consolas" w:hAnsi="Consolas" w:eastAsia="Consolas" w:cs="Consolas"/>
+          <w:sz w:val="18"/>
+          <w:szCs w:val="18"/>
+        </w:rPr>
+        <w:t xml:space="preserve">node src/jobs/reorganizeOrderFiles.js</w:t>
+      </w:r>
+      <w:r>
+        <w:rPr/>
+        <w:t xml:space="preserve"> — one-off tidy-up that moves older order files into the step-named folders the order page uses. Dry run by default; </w:t>
+      </w:r>
+      <w:r>
+        <w:rPr>
+          <w:rFonts w:ascii="Consolas" w:hAnsi="Consolas" w:eastAsia="Consolas" w:cs="Consolas"/>
+          <w:sz w:val="18"/>
+          <w:szCs w:val="18"/>
+        </w:rPr>
+        <w:t xml:space="preserve">--apply</w:t>
+      </w:r>
+      <w:r>
+        <w:rPr/>
+        <w:t xml:space="preserve"> moves the files. Back up </w:t>
+      </w:r>
+      <w:r>
+        <w:rPr>
+          <w:rFonts w:ascii="Consolas" w:hAnsi="Consolas" w:eastAsia="Consolas" w:cs="Consolas"/>
+          <w:sz w:val="18"/>
+          <w:szCs w:val="18"/>
+        </w:rPr>
+        <w:t xml:space="preserve">storage/</w:t>
+      </w:r>
+      <w:r>
+        <w:rPr/>
+        <w:t xml:space="preserve"> and the database first; safe to run again.</w:t>
       </w:r>
     </w:p>
     <w:p>
@@ -2472,7 +4364,7 @@
       </w:pPr>
       <w:r>
         <w:rPr/>
-        <w:t xml:space="preserve">and add a third cron entry:</w:t>
+        <w:t xml:space="preserve">and add a cron entry for it:</w:t>
       </w:r>
     </w:p>
     <w:p>
@@ -2702,7 +4594,7 @@
       </w:pPr>
       <w:r>
         <w:rPr/>
-        <w:t xml:space="preserve">and add a fourth cron entry, offset from the DB backup so they don't compete for I/O:</w:t>
+        <w:t xml:space="preserve">and add one more cron entry, offset from the DB backup so they don't compete for I/O:</w:t>
       </w:r>
     </w:p>
     <w:p>

--- a/NODE_MySQL_Version/NexaCrest_Node_Deployment_Guide.docx
+++ b/NODE_MySQL_Version/NexaCrest_Node_Deployment_Guide.docx
@@ -1105,7 +1105,7 @@
       </w:r>
       <w:r>
         <w:rPr/>
-        <w:t xml:space="preserve">. As of 29 Oct 2026 the live site still needs these 13, in this order (run from the repository root):</w:t>
+        <w:t xml:space="preserve">. As of 30 Oct 2026 the live site still needs these 14, in this order (run from the repository root):</w:t>
       </w:r>
     </w:p>
     <w:p>
@@ -1240,6 +1240,140 @@
           <w:szCs w:val="18"/>
         </w:rPr>
         <w:t xml:space="preserve">mysql -u &lt;db_user&gt; -p &lt;database&gt; &lt; docs/migrations/2026-10-30a-lc-payment-firc.sql</w:t>
+      </w:r>
+    </w:p>
+    <w:p>
+      <w:pPr>
+        <w:pStyle w:val="codeblock"/>
+      </w:pPr>
+      <w:r>
+        <w:rPr>
+          <w:rFonts w:ascii="Consolas" w:hAnsi="Consolas" w:eastAsia="Consolas" w:cs="Consolas"/>
+          <w:color w:val="1E3A5F"/>
+          <w:sz w:val="18"/>
+          <w:szCs w:val="18"/>
+        </w:rPr>
+        <w:t xml:space="preserve">mysql -u &lt;db_user&gt; -p &lt;database&gt; &lt; docs/migrations/2026-10-27f-document-date.sql</w:t>
+      </w:r>
+      <w:br/>
+      <w:r>
+        <w:rPr>
+          <w:rFonts w:ascii="Consolas" w:hAnsi="Consolas" w:eastAsia="Consolas" w:cs="Consolas"/>
+          <w:color w:val="1E3A5F"/>
+          <w:sz w:val="18"/>
+          <w:szCs w:val="18"/>
+        </w:rPr>
+        <w:t xml:space="preserve">mysql -u &lt;db_user&gt; -p &lt;database&gt; &lt; docs/migrations/2026-10-27g-logistics-bill-payment-kind.sql</w:t>
+      </w:r>
+      <w:br/>
+      <w:r>
+        <w:rPr>
+          <w:rFonts w:ascii="Consolas" w:hAnsi="Consolas" w:eastAsia="Consolas" w:cs="Consolas"/>
+          <w:color w:val="1E3A5F"/>
+          <w:sz w:val="18"/>
+          <w:szCs w:val="18"/>
+        </w:rPr>
+        <w:t xml:space="preserve">mysql -u &lt;db_user&gt; -p &lt;database&gt; &lt; docs/migrations/2026-10-28a-view-cafin-permission.sql</w:t>
+      </w:r>
+      <w:br/>
+      <w:r>
+        <w:rPr>
+          <w:rFonts w:ascii="Consolas" w:hAnsi="Consolas" w:eastAsia="Consolas" w:cs="Consolas"/>
+          <w:color w:val="1E3A5F"/>
+          <w:sz w:val="18"/>
+          <w:szCs w:val="18"/>
+        </w:rPr>
+        <w:t xml:space="preserve">mysql -u &lt;db_user&gt; -p &lt;database&gt; &lt; docs/migrations/2026-10-28c-payment-terms-approval.sql</w:t>
+      </w:r>
+      <w:br/>
+      <w:r>
+        <w:rPr>
+          <w:rFonts w:ascii="Consolas" w:hAnsi="Consolas" w:eastAsia="Consolas" w:cs="Consolas"/>
+          <w:color w:val="1E3A5F"/>
+          <w:sz w:val="18"/>
+          <w:szCs w:val="18"/>
+        </w:rPr>
+        <w:t xml:space="preserve">mysql -u &lt;db_user&gt; -p &lt;database&gt; &lt; docs/migrations/2026-10-28d-ca-view-orders.sql</w:t>
+      </w:r>
+      <w:br/>
+      <w:r>
+        <w:rPr>
+          <w:rFonts w:ascii="Consolas" w:hAnsi="Consolas" w:eastAsia="Consolas" w:cs="Consolas"/>
+          <w:color w:val="1E3A5F"/>
+          <w:sz w:val="18"/>
+          <w:szCs w:val="18"/>
+        </w:rPr>
+        <w:t xml:space="preserve">mysql -u &lt;db_user&gt; -p &lt;database&gt; &lt; docs/migrations/2026-10-28e-vendor-bill-proforma-and-payments.sql</w:t>
+      </w:r>
+      <w:br/>
+      <w:r>
+        <w:rPr>
+          <w:rFonts w:ascii="Consolas" w:hAnsi="Consolas" w:eastAsia="Consolas" w:cs="Consolas"/>
+          <w:color w:val="1E3A5F"/>
+          <w:sz w:val="18"/>
+          <w:szCs w:val="18"/>
+        </w:rPr>
+        <w:t xml:space="preserve">mysql -u &lt;db_user&gt; -p &lt;database&gt; &lt; docs/migrations/2026-10-29a-zoho-stage2-invoices.sql</w:t>
+      </w:r>
+      <w:br/>
+      <w:r>
+        <w:rPr>
+          <w:rFonts w:ascii="Consolas" w:hAnsi="Consolas" w:eastAsia="Consolas" w:cs="Consolas"/>
+          <w:color w:val="1E3A5F"/>
+          <w:sz w:val="18"/>
+          <w:szCs w:val="18"/>
+        </w:rPr>
+        <w:t xml:space="preserve">mysql -u &lt;db_user&gt; -p &lt;database&gt; &lt; docs/migrations/2026-10-29b-zoho-stage3-purchases.sql</w:t>
+      </w:r>
+      <w:br/>
+      <w:r>
+        <w:rPr>
+          <w:rFonts w:ascii="Consolas" w:hAnsi="Consolas" w:eastAsia="Consolas" w:cs="Consolas"/>
+          <w:color w:val="1E3A5F"/>
+          <w:sz w:val="18"/>
+          <w:szCs w:val="18"/>
+        </w:rPr>
+        <w:t xml:space="preserve">mysql -u &lt;db_user&gt; -p &lt;database&gt; &lt; docs/migrations/2026-10-29c-two-digit-year-references.sql</w:t>
+      </w:r>
+      <w:br/>
+      <w:r>
+        <w:rPr>
+          <w:rFonts w:ascii="Consolas" w:hAnsi="Consolas" w:eastAsia="Consolas" w:cs="Consolas"/>
+          <w:color w:val="1E3A5F"/>
+          <w:sz w:val="18"/>
+          <w:szCs w:val="18"/>
+        </w:rPr>
+        <w:t xml:space="preserve">mysql -u &lt;db_user&gt; -p &lt;database&gt; &lt; docs/migrations/2026-10-29d-zoho-sync-start-date.sql</w:t>
+      </w:r>
+      <w:br/>
+      <w:r>
+        <w:rPr>
+          <w:rFonts w:ascii="Consolas" w:hAnsi="Consolas" w:eastAsia="Consolas" w:cs="Consolas"/>
+          <w:color w:val="1E3A5F"/>
+          <w:sz w:val="18"/>
+          <w:szCs w:val="18"/>
+        </w:rPr>
+        <w:t xml:space="preserve">mysql -u &lt;db_user&gt; -p &lt;database&gt; &lt; docs/migrations/2026-10-29e-shipping-bill-and-reverse-charge.sql</w:t>
+      </w:r>
+      <w:br/>
+      <w:r>
+        <w:rPr>
+          <w:rFonts w:ascii="Consolas" w:hAnsi="Consolas" w:eastAsia="Consolas" w:cs="Consolas"/>
+          <w:color w:val="1E3A5F"/>
+          <w:sz w:val="18"/>
+          <w:szCs w:val="18"/>
+        </w:rPr>
+        <w:t xml:space="preserve">mysql -u &lt;db_user&gt; -p &lt;database&gt; &lt; docs/migrations/2026-10-29f-zoho-costs-lc-benefits.sql</w:t>
+      </w:r>
+      <w:br/>
+      <w:r>
+        <w:rPr>
+          <w:rFonts w:ascii="Consolas" w:hAnsi="Consolas" w:eastAsia="Consolas" w:cs="Consolas"/>
+          <w:color w:val="1E3A5F"/>
+          <w:sz w:val="18"/>
+          <w:szCs w:val="18"/>
+        </w:rPr>
+        <w:t xml:space="preserve">mysql -u &lt;db_user&gt; -p &lt;database&gt; &lt; docs/migrations/2026-10-30b-team-incentives.sql</w:t>
       </w:r>
     </w:p>
     <w:p>
@@ -3309,7 +3443,7 @@
       </w:r>
       <w:r>
         <w:rPr/>
-        <w:t xml:space="preserve"> back up, run every migration the live database does not have yet with the host's MySQL (2026-10-29e, 2026-10-29f and 2026-10-30a are the Zoho ones; see "Upgrading an existing installation" above), then deploy the code and restart Node (</w:t>
+        <w:t xml:space="preserve"> back up, run every migration the live database does not have yet with the host's MySQL (2026-10-29e, 2026-10-29f and 2026-10-30a are the Zoho ones, 2026-10-30b the team incentives; see "Upgrading an existing installation" above), then deploy the code and restart Node (</w:t>
       </w:r>
       <w:r>
         <w:rPr>

--- a/NODE_MySQL_Version/NexaCrest_Node_Deployment_Guide.docx
+++ b/NODE_MySQL_Version/NexaCrest_Node_Deployment_Guide.docx
@@ -1105,7 +1105,7 @@
       </w:r>
       <w:r>
         <w:rPr/>
-        <w:t xml:space="preserve">. As of 30 Oct 2026 the live site still needs these 14, in this order (run from the repository root):</w:t>
+        <w:t xml:space="preserve">. As of 30 Oct 2026 the live site still needs these 15, in this order (run from the repository root):</w:t>
       </w:r>
     </w:p>
     <w:p>
@@ -1374,6 +1374,140 @@
           <w:szCs w:val="18"/>
         </w:rPr>
         <w:t xml:space="preserve">mysql -u &lt;db_user&gt; -p &lt;database&gt; &lt; docs/migrations/2026-10-30b-team-incentives.sql</w:t>
+      </w:r>
+    </w:p>
+    <w:p>
+      <w:pPr>
+        <w:pStyle w:val="codeblock"/>
+      </w:pPr>
+      <w:r>
+        <w:rPr>
+          <w:rFonts w:ascii="Consolas" w:hAnsi="Consolas" w:eastAsia="Consolas" w:cs="Consolas"/>
+          <w:color w:val="1E3A5F"/>
+          <w:sz w:val="18"/>
+          <w:szCs w:val="18"/>
+        </w:rPr>
+        <w:t xml:space="preserve">mysql -u &lt;db_user&gt; -p &lt;database&gt; &lt; docs/migrations/2026-10-27f-document-date.sql</w:t>
+      </w:r>
+      <w:br/>
+      <w:r>
+        <w:rPr>
+          <w:rFonts w:ascii="Consolas" w:hAnsi="Consolas" w:eastAsia="Consolas" w:cs="Consolas"/>
+          <w:color w:val="1E3A5F"/>
+          <w:sz w:val="18"/>
+          <w:szCs w:val="18"/>
+        </w:rPr>
+        <w:t xml:space="preserve">mysql -u &lt;db_user&gt; -p &lt;database&gt; &lt; docs/migrations/2026-10-27g-logistics-bill-payment-kind.sql</w:t>
+      </w:r>
+      <w:br/>
+      <w:r>
+        <w:rPr>
+          <w:rFonts w:ascii="Consolas" w:hAnsi="Consolas" w:eastAsia="Consolas" w:cs="Consolas"/>
+          <w:color w:val="1E3A5F"/>
+          <w:sz w:val="18"/>
+          <w:szCs w:val="18"/>
+        </w:rPr>
+        <w:t xml:space="preserve">mysql -u &lt;db_user&gt; -p &lt;database&gt; &lt; docs/migrations/2026-10-28a-view-cafin-permission.sql</w:t>
+      </w:r>
+      <w:br/>
+      <w:r>
+        <w:rPr>
+          <w:rFonts w:ascii="Consolas" w:hAnsi="Consolas" w:eastAsia="Consolas" w:cs="Consolas"/>
+          <w:color w:val="1E3A5F"/>
+          <w:sz w:val="18"/>
+          <w:szCs w:val="18"/>
+        </w:rPr>
+        <w:t xml:space="preserve">mysql -u &lt;db_user&gt; -p &lt;database&gt; &lt; docs/migrations/2026-10-28c-payment-terms-approval.sql</w:t>
+      </w:r>
+      <w:br/>
+      <w:r>
+        <w:rPr>
+          <w:rFonts w:ascii="Consolas" w:hAnsi="Consolas" w:eastAsia="Consolas" w:cs="Consolas"/>
+          <w:color w:val="1E3A5F"/>
+          <w:sz w:val="18"/>
+          <w:szCs w:val="18"/>
+        </w:rPr>
+        <w:t xml:space="preserve">mysql -u &lt;db_user&gt; -p &lt;database&gt; &lt; docs/migrations/2026-10-28d-ca-view-orders.sql</w:t>
+      </w:r>
+      <w:br/>
+      <w:r>
+        <w:rPr>
+          <w:rFonts w:ascii="Consolas" w:hAnsi="Consolas" w:eastAsia="Consolas" w:cs="Consolas"/>
+          <w:color w:val="1E3A5F"/>
+          <w:sz w:val="18"/>
+          <w:szCs w:val="18"/>
+        </w:rPr>
+        <w:t xml:space="preserve">mysql -u &lt;db_user&gt; -p &lt;database&gt; &lt; docs/migrations/2026-10-28e-vendor-bill-proforma-and-payments.sql</w:t>
+      </w:r>
+      <w:br/>
+      <w:r>
+        <w:rPr>
+          <w:rFonts w:ascii="Consolas" w:hAnsi="Consolas" w:eastAsia="Consolas" w:cs="Consolas"/>
+          <w:color w:val="1E3A5F"/>
+          <w:sz w:val="18"/>
+          <w:szCs w:val="18"/>
+        </w:rPr>
+        <w:t xml:space="preserve">mysql -u &lt;db_user&gt; -p &lt;database&gt; &lt; docs/migrations/2026-10-29a-zoho-stage2-invoices.sql</w:t>
+      </w:r>
+      <w:br/>
+      <w:r>
+        <w:rPr>
+          <w:rFonts w:ascii="Consolas" w:hAnsi="Consolas" w:eastAsia="Consolas" w:cs="Consolas"/>
+          <w:color w:val="1E3A5F"/>
+          <w:sz w:val="18"/>
+          <w:szCs w:val="18"/>
+        </w:rPr>
+        <w:t xml:space="preserve">mysql -u &lt;db_user&gt; -p &lt;database&gt; &lt; docs/migrations/2026-10-29b-zoho-stage3-purchases.sql</w:t>
+      </w:r>
+      <w:br/>
+      <w:r>
+        <w:rPr>
+          <w:rFonts w:ascii="Consolas" w:hAnsi="Consolas" w:eastAsia="Consolas" w:cs="Consolas"/>
+          <w:color w:val="1E3A5F"/>
+          <w:sz w:val="18"/>
+          <w:szCs w:val="18"/>
+        </w:rPr>
+        <w:t xml:space="preserve">mysql -u &lt;db_user&gt; -p &lt;database&gt; &lt; docs/migrations/2026-10-29c-two-digit-year-references.sql</w:t>
+      </w:r>
+      <w:br/>
+      <w:r>
+        <w:rPr>
+          <w:rFonts w:ascii="Consolas" w:hAnsi="Consolas" w:eastAsia="Consolas" w:cs="Consolas"/>
+          <w:color w:val="1E3A5F"/>
+          <w:sz w:val="18"/>
+          <w:szCs w:val="18"/>
+        </w:rPr>
+        <w:t xml:space="preserve">mysql -u &lt;db_user&gt; -p &lt;database&gt; &lt; docs/migrations/2026-10-29d-zoho-sync-start-date.sql</w:t>
+      </w:r>
+      <w:br/>
+      <w:r>
+        <w:rPr>
+          <w:rFonts w:ascii="Consolas" w:hAnsi="Consolas" w:eastAsia="Consolas" w:cs="Consolas"/>
+          <w:color w:val="1E3A5F"/>
+          <w:sz w:val="18"/>
+          <w:szCs w:val="18"/>
+        </w:rPr>
+        <w:t xml:space="preserve">mysql -u &lt;db_user&gt; -p &lt;database&gt; &lt; docs/migrations/2026-10-29e-shipping-bill-and-reverse-charge.sql</w:t>
+      </w:r>
+      <w:br/>
+      <w:r>
+        <w:rPr>
+          <w:rFonts w:ascii="Consolas" w:hAnsi="Consolas" w:eastAsia="Consolas" w:cs="Consolas"/>
+          <w:color w:val="1E3A5F"/>
+          <w:sz w:val="18"/>
+          <w:szCs w:val="18"/>
+        </w:rPr>
+        <w:t xml:space="preserve">mysql -u &lt;db_user&gt; -p &lt;database&gt; &lt; docs/migrations/2026-10-29f-zoho-costs-lc-benefits.sql</w:t>
+      </w:r>
+      <w:br/>
+      <w:r>
+        <w:rPr>
+          <w:rFonts w:ascii="Consolas" w:hAnsi="Consolas" w:eastAsia="Consolas" w:cs="Consolas"/>
+          <w:color w:val="1E3A5F"/>
+          <w:sz w:val="18"/>
+          <w:szCs w:val="18"/>
+        </w:rPr>
+        <w:t xml:space="preserve">mysql -u &lt;db_user&gt; -p &lt;database&gt; &lt; docs/migrations/2026-10-30c-ca-view-all-orders.sql</w:t>
       </w:r>
     </w:p>
     <w:p>

--- a/NODE_MySQL_Version/NexaCrest_Node_Deployment_Guide.docx
+++ b/NODE_MySQL_Version/NexaCrest_Node_Deployment_Guide.docx
@@ -1508,6 +1508,140 @@
           <w:szCs w:val="18"/>
         </w:rPr>
         <w:t xml:space="preserve">mysql -u &lt;db_user&gt; -p &lt;database&gt; &lt; docs/migrations/2026-10-30c-ca-view-all-orders.sql</w:t>
+      </w:r>
+    </w:p>
+    <w:p>
+      <w:pPr>
+        <w:pStyle w:val="codeblock"/>
+      </w:pPr>
+      <w:r>
+        <w:rPr>
+          <w:rFonts w:ascii="Consolas" w:hAnsi="Consolas" w:eastAsia="Consolas" w:cs="Consolas"/>
+          <w:color w:val="1E3A5F"/>
+          <w:sz w:val="18"/>
+          <w:szCs w:val="18"/>
+        </w:rPr>
+        <w:t xml:space="preserve">mysql -u &lt;db_user&gt; -p &lt;database&gt; &lt; docs/migrations/2026-10-27f-document-date.sql</w:t>
+      </w:r>
+      <w:br/>
+      <w:r>
+        <w:rPr>
+          <w:rFonts w:ascii="Consolas" w:hAnsi="Consolas" w:eastAsia="Consolas" w:cs="Consolas"/>
+          <w:color w:val="1E3A5F"/>
+          <w:sz w:val="18"/>
+          <w:szCs w:val="18"/>
+        </w:rPr>
+        <w:t xml:space="preserve">mysql -u &lt;db_user&gt; -p &lt;database&gt; &lt; docs/migrations/2026-10-27g-logistics-bill-payment-kind.sql</w:t>
+      </w:r>
+      <w:br/>
+      <w:r>
+        <w:rPr>
+          <w:rFonts w:ascii="Consolas" w:hAnsi="Consolas" w:eastAsia="Consolas" w:cs="Consolas"/>
+          <w:color w:val="1E3A5F"/>
+          <w:sz w:val="18"/>
+          <w:szCs w:val="18"/>
+        </w:rPr>
+        <w:t xml:space="preserve">mysql -u &lt;db_user&gt; -p &lt;database&gt; &lt; docs/migrations/2026-10-28a-view-cafin-permission.sql</w:t>
+      </w:r>
+      <w:br/>
+      <w:r>
+        <w:rPr>
+          <w:rFonts w:ascii="Consolas" w:hAnsi="Consolas" w:eastAsia="Consolas" w:cs="Consolas"/>
+          <w:color w:val="1E3A5F"/>
+          <w:sz w:val="18"/>
+          <w:szCs w:val="18"/>
+        </w:rPr>
+        <w:t xml:space="preserve">mysql -u &lt;db_user&gt; -p &lt;database&gt; &lt; docs/migrations/2026-10-28c-payment-terms-approval.sql</w:t>
+      </w:r>
+      <w:br/>
+      <w:r>
+        <w:rPr>
+          <w:rFonts w:ascii="Consolas" w:hAnsi="Consolas" w:eastAsia="Consolas" w:cs="Consolas"/>
+          <w:color w:val="1E3A5F"/>
+          <w:sz w:val="18"/>
+          <w:szCs w:val="18"/>
+        </w:rPr>
+        <w:t xml:space="preserve">mysql -u &lt;db_user&gt; -p &lt;database&gt; &lt; docs/migrations/2026-10-28d-ca-view-orders.sql</w:t>
+      </w:r>
+      <w:br/>
+      <w:r>
+        <w:rPr>
+          <w:rFonts w:ascii="Consolas" w:hAnsi="Consolas" w:eastAsia="Consolas" w:cs="Consolas"/>
+          <w:color w:val="1E3A5F"/>
+          <w:sz w:val="18"/>
+          <w:szCs w:val="18"/>
+        </w:rPr>
+        <w:t xml:space="preserve">mysql -u &lt;db_user&gt; -p &lt;database&gt; &lt; docs/migrations/2026-10-28e-vendor-bill-proforma-and-payments.sql</w:t>
+      </w:r>
+      <w:br/>
+      <w:r>
+        <w:rPr>
+          <w:rFonts w:ascii="Consolas" w:hAnsi="Consolas" w:eastAsia="Consolas" w:cs="Consolas"/>
+          <w:color w:val="1E3A5F"/>
+          <w:sz w:val="18"/>
+          <w:szCs w:val="18"/>
+        </w:rPr>
+        <w:t xml:space="preserve">mysql -u &lt;db_user&gt; -p &lt;database&gt; &lt; docs/migrations/2026-10-29a-zoho-stage2-invoices.sql</w:t>
+      </w:r>
+      <w:br/>
+      <w:r>
+        <w:rPr>
+          <w:rFonts w:ascii="Consolas" w:hAnsi="Consolas" w:eastAsia="Consolas" w:cs="Consolas"/>
+          <w:color w:val="1E3A5F"/>
+          <w:sz w:val="18"/>
+          <w:szCs w:val="18"/>
+        </w:rPr>
+        <w:t xml:space="preserve">mysql -u &lt;db_user&gt; -p &lt;database&gt; &lt; docs/migrations/2026-10-29b-zoho-stage3-purchases.sql</w:t>
+      </w:r>
+      <w:br/>
+      <w:r>
+        <w:rPr>
+          <w:rFonts w:ascii="Consolas" w:hAnsi="Consolas" w:eastAsia="Consolas" w:cs="Consolas"/>
+          <w:color w:val="1E3A5F"/>
+          <w:sz w:val="18"/>
+          <w:szCs w:val="18"/>
+        </w:rPr>
+        <w:t xml:space="preserve">mysql -u &lt;db_user&gt; -p &lt;database&gt; &lt; docs/migrations/2026-10-29c-two-digit-year-references.sql</w:t>
+      </w:r>
+      <w:br/>
+      <w:r>
+        <w:rPr>
+          <w:rFonts w:ascii="Consolas" w:hAnsi="Consolas" w:eastAsia="Consolas" w:cs="Consolas"/>
+          <w:color w:val="1E3A5F"/>
+          <w:sz w:val="18"/>
+          <w:szCs w:val="18"/>
+        </w:rPr>
+        <w:t xml:space="preserve">mysql -u &lt;db_user&gt; -p &lt;database&gt; &lt; docs/migrations/2026-10-29d-zoho-sync-start-date.sql</w:t>
+      </w:r>
+      <w:br/>
+      <w:r>
+        <w:rPr>
+          <w:rFonts w:ascii="Consolas" w:hAnsi="Consolas" w:eastAsia="Consolas" w:cs="Consolas"/>
+          <w:color w:val="1E3A5F"/>
+          <w:sz w:val="18"/>
+          <w:szCs w:val="18"/>
+        </w:rPr>
+        <w:t xml:space="preserve">mysql -u &lt;db_user&gt; -p &lt;database&gt; &lt; docs/migrations/2026-10-29e-shipping-bill-and-reverse-charge.sql</w:t>
+      </w:r>
+      <w:br/>
+      <w:r>
+        <w:rPr>
+          <w:rFonts w:ascii="Consolas" w:hAnsi="Consolas" w:eastAsia="Consolas" w:cs="Consolas"/>
+          <w:color w:val="1E3A5F"/>
+          <w:sz w:val="18"/>
+          <w:szCs w:val="18"/>
+        </w:rPr>
+        <w:t xml:space="preserve">mysql -u &lt;db_user&gt; -p &lt;database&gt; &lt; docs/migrations/2026-10-29f-zoho-costs-lc-benefits.sql</w:t>
+      </w:r>
+      <w:br/>
+      <w:r>
+        <w:rPr>
+          <w:rFonts w:ascii="Consolas" w:hAnsi="Consolas" w:eastAsia="Consolas" w:cs="Consolas"/>
+          <w:color w:val="1E3A5F"/>
+          <w:sz w:val="18"/>
+          <w:szCs w:val="18"/>
+        </w:rPr>
+        <w:t xml:space="preserve">mysql -u &lt;db_user&gt; -p &lt;database&gt; &lt; docs/migrations/2026-10-30d-associate-agreement-po-date.sql</w:t>
       </w:r>
     </w:p>
     <w:p>

--- a/NODE_MySQL_Version/NexaCrest_Node_Deployment_Guide.docx
+++ b/NODE_MySQL_Version/NexaCrest_Node_Deployment_Guide.docx
@@ -328,7 +328,7 @@
           <w:sz w:val="18"/>
           <w:szCs w:val="18"/>
         </w:rPr>
-        <w:t xml:space="preserve">  schema.sql              the MySQL schema — 113 tables, 218 foreign keys (29 Oct 2026)</w:t>
+        <w:t xml:space="preserve">  schema.sql              the MySQL schema — 119 tables, 232 foreign keys (30 Oct 2026)</w:t>
       </w:r>
       <w:br/>
       <w:r>
@@ -1005,7 +1005,7 @@
       </w:pPr>
       <w:r>
         <w:rPr/>
-        <w:t xml:space="preserve">This creates all 113 tables (as of 29 October 2026; 52 at the time of this delivery) and seeds: the roles/permissions matrix, one Admin login, company settings (with PLACEHOLDER values you must replace — see below), lookup tables (incoterms, currencies, ports, T&amp;C clauses, payment presets), and 5 placeholder brand assets (logo, signature, seal, watermark, email header).</w:t>
+        <w:t xml:space="preserve">This creates all 119 tables (as of 30 October 2026; 52 at the time of this delivery) and seeds: the roles/permissions matrix, one Admin login, company settings (with PLACEHOLDER values you must replace — see below), lookup tables (incoterms, currencies, ports, T&amp;C clauses, payment presets), and 5 placeholder brand assets (logo, signature, seal, watermark, email header).</w:t>
       </w:r>
       <w:r>
         <w:rPr>
@@ -3711,7 +3711,7 @@
       </w:r>
       <w:r>
         <w:rPr/>
-        <w:t xml:space="preserve"> back up, run every migration the live database does not have yet with the host's MySQL (2026-10-29e, 2026-10-29f and 2026-10-30a are the Zoho ones, 2026-10-30b the team incentives; see "Upgrading an existing installation" above), then deploy the code and restart Node (</w:t>
+        <w:t xml:space="preserve"> back up, run every migration the live database does not have yet with the host's MySQL (2026-10-29e, 2026-10-29f and 2026-10-30a are the Zoho ones, 2026-10-30b the team incentives, 2026-10-30c the CA seeing every order, 2026-10-30d the associate agreement and buyer PO date; see "Upgrading an existing installation" above), then deploy the code and restart Node (</w:t>
       </w:r>
       <w:r>
         <w:rPr>
